--- a/manual/Accouting_Manual/generated_20260408/docx/5.6_5.6 รับเช็คจากลูกค้า.docx
+++ b/manual/Accouting_Manual/generated_20260408/docx/5.6_5.6 รับเช็คจากลูกค้า.docx
@@ -2,6 +2,12 @@
 <file path=word/document.xml><?xml version="1.0" encoding="utf-8"?>
 <w:document xmlns:wpc="http://schemas.microsoft.com/office/word/2010/wordprocessingCanvas" xmlns:mo="http://schemas.microsoft.com/office/mac/office/2008/main" xmlns:mc="http://schemas.openxmlformats.org/markup-compatibility/2006" xmlns:mv="urn:schemas-microsoft-com:mac:vml" xmlns:o="urn:schemas-microsoft-com:office:office" xmlns:r="http://schemas.openxmlformats.org/officeDocument/2006/relationships" xmlns:m="http://schemas.openxmlformats.org/officeDocument/2006/math" xmlns:v="urn:schemas-microsoft-com:vml" xmlns:wp14="http://schemas.microsoft.com/office/word/2010/wordprocessingDrawing" xmlns:wp="http://schemas.openxmlformats.org/drawingml/2006/wordprocessingDrawing" xmlns:w10="urn:schemas-microsoft-com:office:word" xmlns:w="http://schemas.openxmlformats.org/wordprocessingml/2006/main" xmlns:w14="http://schemas.microsoft.com/office/word/2010/wordml" xmlns:wpg="http://schemas.microsoft.com/office/word/2010/wordprocessingGroup" xmlns:wpi="http://schemas.microsoft.com/office/word/2010/wordprocessingInk" xmlns:wne="http://schemas.microsoft.com/office/word/2006/wordml" xmlns:wps="http://schemas.microsoft.com/office/word/2010/wordprocessingShape" mc:Ignorable="w14 wp14">
   <w:body>
+    <w:sectPr>
+      <w:pgSz w:w="12240" w:h="15840"/>
+      <w:pgMar w:top="1008" w:right="1152" w:bottom="1008" w:left="1152" w:header="720" w:footer="720" w:gutter="0"/>
+      <w:cols w:space="720"/>
+      <w:docGrid w:linePitch="360"/>
+    </w:sectPr>
     <w:p>
       <w:pPr>
         <w:jc w:val="center"/>
@@ -92,57 +98,12 @@
         <w:pStyle w:val="ListBullet"/>
       </w:pPr>
       <w:r>
-        <w:rPr>
-          <w:rFonts w:ascii="TH Sarabun New" w:hAnsi="TH Sarabun New" w:eastAsia="TH Sarabun New"/>
-          <w:sz w:val="32"/>
-        </w:rPr>
-        <w:t>ใน local UAT ใช้ invoice INV-E/26/04/00003 และ INV-E/26/04/00004 เป็นตัวอย่างจริง.</w:t>
+        <w:t>ในระบบ ใช้ invoice INV-E/26/04/00003 และ INV-E/26/04/00004 เป็นตัวอย่างจริง.</w:t>
       </w:r>
     </w:p>
     <w:p>
       <w:r>
-        <w:rPr>
-          <w:rFonts w:ascii="TH Sarabun New" w:hAnsi="TH Sarabun New" w:eastAsia="TH Sarabun New"/>
-          <w:b/>
-          <w:color w:val="1F4E79"/>
-          <w:sz w:val="36"/>
-        </w:rPr>
-        <w:t>เมนูที่ใช้</w:t>
-      </w:r>
-    </w:p>
-    <w:p>
-      <w:pPr>
-        <w:pStyle w:val="ListBullet"/>
-      </w:pPr>
-      <w:r>
-        <w:rPr>
-          <w:rFonts w:ascii="TH Sarabun New" w:hAnsi="TH Sarabun New" w:eastAsia="TH Sarabun New"/>
-          <w:sz w:val="32"/>
-        </w:rPr>
-        <w:t>Accounting &gt; Customers &gt; Invoices</w:t>
-      </w:r>
-    </w:p>
-    <w:p>
-      <w:pPr>
-        <w:pStyle w:val="ListBullet"/>
-      </w:pPr>
-      <w:r>
-        <w:rPr>
-          <w:rFonts w:ascii="TH Sarabun New" w:hAnsi="TH Sarabun New" w:eastAsia="TH Sarabun New"/>
-          <w:sz w:val="32"/>
-        </w:rPr>
-        <w:t>Cheque &gt; Cheque &gt; Cheque Receiving</w:t>
-      </w:r>
-    </w:p>
-    <w:p>
-      <w:r>
-        <w:rPr>
-          <w:rFonts w:ascii="TH Sarabun New" w:hAnsi="TH Sarabun New" w:eastAsia="TH Sarabun New"/>
-          <w:b/>
-          <w:color w:val="1F4E79"/>
-          <w:sz w:val="36"/>
-        </w:rPr>
-        <w:t>ฟังก์ชันที่ทำได้จริง</w:t>
+        <w:t>สิ่งที่ทำได้ในหน้าจอนี้</w:t>
       </w:r>
     </w:p>
     <w:tbl>
@@ -382,13 +343,138 @@
     </w:tbl>
     <w:p>
       <w:r>
+        <w:t>1. เข้าใช้งานจากหน้าหลัก</w:t>
+      </w:r>
+    </w:p>
+    <w:p>
+      <w:pPr>
+        <w:pStyle w:val="ListBullet"/>
+      </w:pPr>
+      <w:r>
         <w:rPr>
           <w:rFonts w:ascii="TH Sarabun New" w:hAnsi="TH Sarabun New" w:eastAsia="TH Sarabun New"/>
-          <w:b/>
-          <w:color w:val="1F4E79"/>
-          <w:sz w:val="36"/>
+          <w:sz w:val="32"/>
         </w:rPr>
-        <w:t>ขั้นตอนการใช้งาน</w:t>
+        <w:t>Accounting &gt; Customers &gt; Invoices</w:t>
+      </w:r>
+    </w:p>
+    <w:p>
+      <w:pPr>
+        <w:pStyle w:val="ListBullet"/>
+      </w:pPr>
+      <w:r>
+        <w:rPr>
+          <w:rFonts w:ascii="TH Sarabun New" w:hAnsi="TH Sarabun New" w:eastAsia="TH Sarabun New"/>
+          <w:sz w:val="32"/>
+        </w:rPr>
+        <w:t>Cheque &gt; Cheque &gt; Cheque Receiving</w:t>
+      </w:r>
+    </w:p>
+    <w:p>
+      <w:r>
+        <w:rPr>
+          <w:b w:val="0"/>
+        </w:rPr>
+        <w:t>ให้เริ่มจากหน้า Dashboard แล้วกดเข้าโมดูลตามภาพ จากนั้นกดเมนูย่อยตามหมายเลขในภาพเพื่อเข้าสู่หน้าที่ใช้ทำรายการจริง.</w:t>
+      </w:r>
+    </w:p>
+    <w:p>
+      <w:pPr>
+        <w:jc w:val="center"/>
+      </w:pPr>
+      <w:r>
+        <w:drawing>
+          <wp:inline xmlns:a="http://schemas.openxmlformats.org/drawingml/2006/main" xmlns:pic="http://schemas.openxmlformats.org/drawingml/2006/picture">
+            <wp:extent cx="5852160" cy="4389120"/>
+            <wp:docPr id="7" name="Picture 7"/>
+            <wp:cNvGraphicFramePr>
+              <a:graphicFrameLocks noChangeAspect="1"/>
+            </wp:cNvGraphicFramePr>
+            <a:graphic>
+              <a:graphicData uri="http://schemas.openxmlformats.org/drawingml/2006/picture">
+                <pic:pic>
+                  <pic:nvPicPr>
+                    <pic:cNvPr id="0" name="image.png"/>
+                    <pic:cNvPicPr/>
+                  </pic:nvPicPr>
+                  <pic:blipFill>
+                    <a:blip r:embed="rId10"/>
+                    <a:stretch>
+                      <a:fillRect/>
+                    </a:stretch>
+                  </pic:blipFill>
+                  <pic:spPr>
+                    <a:xfrm>
+                      <a:off x="0" y="0"/>
+                      <a:ext cx="5852160" cy="4389120"/>
+                    </a:xfrm>
+                    <a:prstGeom prst="rect"/>
+                  </pic:spPr>
+                </pic:pic>
+              </a:graphicData>
+            </a:graphic>
+          </wp:inline>
+        </w:drawing>
+      </w:r>
+    </w:p>
+    <w:p>
+      <w:pPr>
+        <w:jc w:val="center"/>
+      </w:pPr>
+      <w:r>
+        <w:t>รูป 5.6A.1 หน้า Dashboard สำหรับเข้าโมดูล Accounting</w:t>
+      </w:r>
+    </w:p>
+    <w:p>
+      <w:pPr>
+        <w:jc w:val="center"/>
+      </w:pPr>
+      <w:r>
+        <w:drawing>
+          <wp:inline xmlns:a="http://schemas.openxmlformats.org/drawingml/2006/main" xmlns:pic="http://schemas.openxmlformats.org/drawingml/2006/picture">
+            <wp:extent cx="5852160" cy="4389120"/>
+            <wp:docPr id="8" name="Picture 8"/>
+            <wp:cNvGraphicFramePr>
+              <a:graphicFrameLocks noChangeAspect="1"/>
+            </wp:cNvGraphicFramePr>
+            <a:graphic>
+              <a:graphicData uri="http://schemas.openxmlformats.org/drawingml/2006/picture">
+                <pic:pic>
+                  <pic:nvPicPr>
+                    <pic:cNvPr id="0" name="image.png"/>
+                    <pic:cNvPicPr/>
+                  </pic:nvPicPr>
+                  <pic:blipFill>
+                    <a:blip r:embed="rId11"/>
+                    <a:stretch>
+                      <a:fillRect/>
+                    </a:stretch>
+                  </pic:blipFill>
+                  <pic:spPr>
+                    <a:xfrm>
+                      <a:off x="0" y="0"/>
+                      <a:ext cx="5852160" cy="4389120"/>
+                    </a:xfrm>
+                    <a:prstGeom prst="rect"/>
+                  </pic:spPr>
+                </pic:pic>
+              </a:graphicData>
+            </a:graphic>
+          </wp:inline>
+        </w:drawing>
+      </w:r>
+    </w:p>
+    <w:p>
+      <w:pPr>
+        <w:jc w:val="center"/>
+      </w:pPr>
+      <w:r>
+        <w:t>รูป 5.6A.2 เมนู Accounting &gt; Customers &gt; Invoices</w:t>
+      </w:r>
+    </w:p>
+    <w:p>
+      <w:r>
+        <w:t>2. ขั้นตอนการทำรายการ</w:t>
       </w:r>
     </w:p>
     <w:p>
@@ -439,23 +525,368 @@
     </w:p>
     <w:p>
       <w:r>
-        <w:rPr>
-          <w:rFonts w:ascii="TH Sarabun New" w:hAnsi="TH Sarabun New" w:eastAsia="TH Sarabun New"/>
-          <w:b/>
-          <w:color w:val="1F4E79"/>
-          <w:sz w:val="36"/>
-        </w:rPr>
-        <w:t>ภาพประกอบการทำงาน</w:t>
+        <w:t>ตัวอย่างข้อมูลจริงที่ใช้ในคู่มือ</w:t>
+      </w:r>
+    </w:p>
+    <w:tbl>
+      <w:tblPr>
+        <w:tblStyle w:val="TableGrid"/>
+        <w:tblW w:type="auto" w:w="0"/>
+        <w:tblLook w:firstColumn="1" w:firstRow="1" w:lastColumn="0" w:lastRow="0" w:noHBand="0" w:noVBand="1" w:val="04A0"/>
+      </w:tblPr>
+      <w:tblGrid>
+        <w:gridCol w:w="3312"/>
+        <w:gridCol w:w="3312"/>
+        <w:gridCol w:w="3312"/>
+      </w:tblGrid>
+      <w:tr>
+        <w:tc>
+          <w:tcPr>
+            <w:tcW w:type="dxa" w:w="3312"/>
+            <w:shd w:fill="D9EAF7"/>
+          </w:tcPr>
+          <w:p>
+            <w:r>
+              <w:rPr>
+                <w:rFonts w:ascii="TH Sarabun New" w:hAnsi="TH Sarabun New" w:eastAsia="TH Sarabun New"/>
+                <w:sz w:val="28"/>
+              </w:rPr>
+              <w:t>Scenario</w:t>
+            </w:r>
+          </w:p>
+        </w:tc>
+        <w:tc>
+          <w:tcPr>
+            <w:tcW w:type="dxa" w:w="3312"/>
+            <w:shd w:fill="D9EAF7"/>
+          </w:tcPr>
+          <w:p>
+            <w:r>
+              <w:rPr>
+                <w:rFonts w:ascii="TH Sarabun New" w:hAnsi="TH Sarabun New" w:eastAsia="TH Sarabun New"/>
+                <w:sz w:val="28"/>
+              </w:rPr>
+              <w:t>ข้อมูลตัวอย่าง</w:t>
+            </w:r>
+          </w:p>
+        </w:tc>
+        <w:tc>
+          <w:tcPr>
+            <w:tcW w:type="dxa" w:w="3312"/>
+            <w:shd w:fill="D9EAF7"/>
+          </w:tcPr>
+          <w:p>
+            <w:r>
+              <w:rPr>
+                <w:rFonts w:ascii="TH Sarabun New" w:hAnsi="TH Sarabun New" w:eastAsia="TH Sarabun New"/>
+                <w:sz w:val="28"/>
+              </w:rPr>
+              <w:t>ผลลัพธ์ที่ต้องเห็น</w:t>
+            </w:r>
+          </w:p>
+        </w:tc>
+      </w:tr>
+      <w:tr>
+        <w:tc>
+          <w:tcPr>
+            <w:tcW w:type="dxa" w:w="3312"/>
+          </w:tcPr>
+          <w:p>
+            <w:r>
+              <w:rPr>
+                <w:rFonts w:ascii="TH Sarabun New" w:hAnsi="TH Sarabun New" w:eastAsia="TH Sarabun New"/>
+                <w:sz w:val="28"/>
+              </w:rPr>
+              <w:t>Scenario A: รับเช็คแต่ยังไม่เคลียร์ธนาคาร</w:t>
+            </w:r>
+          </w:p>
+        </w:tc>
+        <w:tc>
+          <w:tcPr>
+            <w:tcW w:type="dxa" w:w="3312"/>
+          </w:tcPr>
+          <w:p>
+            <w:r>
+              <w:rPr>
+                <w:rFonts w:ascii="TH Sarabun New" w:hAnsi="TH Sarabun New" w:eastAsia="TH Sarabun New"/>
+                <w:sz w:val="28"/>
+              </w:rPr>
+              <w:t>ใช้เช็ค RCV-INV-E/26/04/00003 สถานะ confirmed</w:t>
+            </w:r>
+          </w:p>
+        </w:tc>
+        <w:tc>
+          <w:tcPr>
+            <w:tcW w:type="dxa" w:w="3312"/>
+          </w:tcPr>
+          <w:p>
+            <w:r>
+              <w:rPr>
+                <w:rFonts w:ascii="TH Sarabun New" w:hAnsi="TH Sarabun New" w:eastAsia="TH Sarabun New"/>
+                <w:sz w:val="28"/>
+              </w:rPr>
+              <w:t>ระบบเดบิตบัญชีพักเช็ครับและเครดิตลูกหนี้การค้า</w:t>
+            </w:r>
+          </w:p>
+        </w:tc>
+      </w:tr>
+      <w:tr>
+        <w:tc>
+          <w:tcPr>
+            <w:tcW w:type="dxa" w:w="3312"/>
+          </w:tcPr>
+          <w:p>
+            <w:r>
+              <w:rPr>
+                <w:rFonts w:ascii="TH Sarabun New" w:hAnsi="TH Sarabun New" w:eastAsia="TH Sarabun New"/>
+                <w:sz w:val="28"/>
+              </w:rPr>
+              <w:t>Scenario B: รับเช็คและเคลียร์แล้ว</w:t>
+            </w:r>
+          </w:p>
+        </w:tc>
+        <w:tc>
+          <w:tcPr>
+            <w:tcW w:type="dxa" w:w="3312"/>
+          </w:tcPr>
+          <w:p>
+            <w:r>
+              <w:rPr>
+                <w:rFonts w:ascii="TH Sarabun New" w:hAnsi="TH Sarabun New" w:eastAsia="TH Sarabun New"/>
+                <w:sz w:val="28"/>
+              </w:rPr>
+              <w:t>ใช้เช็ค RCV-INV-E/26/04/00004 สถานะ paid</w:t>
+            </w:r>
+          </w:p>
+        </w:tc>
+        <w:tc>
+          <w:tcPr>
+            <w:tcW w:type="dxa" w:w="3312"/>
+          </w:tcPr>
+          <w:p>
+            <w:r>
+              <w:rPr>
+                <w:rFonts w:ascii="TH Sarabun New" w:hAnsi="TH Sarabun New" w:eastAsia="TH Sarabun New"/>
+                <w:sz w:val="28"/>
+              </w:rPr>
+              <w:t>ระบบย้ายยอดจากบัญชีพักเช็ครับไปยังบัญชีธนาคารจริง</w:t>
+            </w:r>
+          </w:p>
+        </w:tc>
+      </w:tr>
+    </w:tbl>
+    <w:p>
+      <w:r>
+        <w:t>3. ตรวจสอบรายการบัญชี (Journal Entry)</w:t>
       </w:r>
     </w:p>
     <w:p>
       <w:r>
         <w:rPr>
           <w:rFonts w:ascii="TH Sarabun New" w:hAnsi="TH Sarabun New" w:eastAsia="TH Sarabun New"/>
-          <w:b w:val="0"/>
+          <w:b/>
           <w:sz w:val="32"/>
         </w:rPr>
-        <w:t>[ไม่พบภาพประกอบ: invoice_register_payment_test.png_annotated.png]</w:t>
+        <w:t>Journal Items ตอนสร้างเช็ครับ (Confirmed)</w:t>
+      </w:r>
+    </w:p>
+    <w:tbl>
+      <w:tblPr>
+        <w:tblStyle w:val="TableGrid"/>
+        <w:tblW w:type="auto" w:w="0"/>
+        <w:tblLook w:firstColumn="1" w:firstRow="1" w:lastColumn="0" w:lastRow="0" w:noHBand="0" w:noVBand="1" w:val="04A0"/>
+      </w:tblPr>
+      <w:tblGrid>
+        <w:gridCol w:w="2484"/>
+        <w:gridCol w:w="2484"/>
+        <w:gridCol w:w="2484"/>
+        <w:gridCol w:w="2484"/>
+      </w:tblGrid>
+      <w:tr>
+        <w:tc>
+          <w:tcPr>
+            <w:tcW w:type="dxa" w:w="2484"/>
+            <w:shd w:fill="D9EAF7"/>
+          </w:tcPr>
+          <w:p>
+            <w:r>
+              <w:rPr>
+                <w:rFonts w:ascii="TH Sarabun New" w:hAnsi="TH Sarabun New" w:eastAsia="TH Sarabun New"/>
+                <w:sz w:val="28"/>
+              </w:rPr>
+              <w:t>บัญชี</w:t>
+            </w:r>
+          </w:p>
+        </w:tc>
+        <w:tc>
+          <w:tcPr>
+            <w:tcW w:type="dxa" w:w="2484"/>
+            <w:shd w:fill="D9EAF7"/>
+          </w:tcPr>
+          <w:p>
+            <w:r>
+              <w:rPr>
+                <w:rFonts w:ascii="TH Sarabun New" w:hAnsi="TH Sarabun New" w:eastAsia="TH Sarabun New"/>
+                <w:sz w:val="28"/>
+              </w:rPr>
+              <w:t>คำอธิบาย</w:t>
+            </w:r>
+          </w:p>
+        </w:tc>
+        <w:tc>
+          <w:tcPr>
+            <w:tcW w:type="dxa" w:w="2484"/>
+            <w:shd w:fill="D9EAF7"/>
+          </w:tcPr>
+          <w:p>
+            <w:r>
+              <w:rPr>
+                <w:rFonts w:ascii="TH Sarabun New" w:hAnsi="TH Sarabun New" w:eastAsia="TH Sarabun New"/>
+                <w:sz w:val="28"/>
+              </w:rPr>
+              <w:t>Debit</w:t>
+            </w:r>
+          </w:p>
+        </w:tc>
+        <w:tc>
+          <w:tcPr>
+            <w:tcW w:type="dxa" w:w="2484"/>
+            <w:shd w:fill="D9EAF7"/>
+          </w:tcPr>
+          <w:p>
+            <w:r>
+              <w:rPr>
+                <w:rFonts w:ascii="TH Sarabun New" w:hAnsi="TH Sarabun New" w:eastAsia="TH Sarabun New"/>
+                <w:sz w:val="28"/>
+              </w:rPr>
+              <w:t>Credit</w:t>
+            </w:r>
+          </w:p>
+        </w:tc>
+      </w:tr>
+      <w:tr>
+        <w:tc>
+          <w:tcPr>
+            <w:tcW w:type="dxa" w:w="2484"/>
+          </w:tcPr>
+          <w:p>
+            <w:r>
+              <w:rPr>
+                <w:rFonts w:ascii="TH Sarabun New" w:hAnsi="TH Sarabun New" w:eastAsia="TH Sarabun New"/>
+                <w:sz w:val="28"/>
+              </w:rPr>
+              <w:t>113001 ลูกหนี้การค้า - ในประเทศ</w:t>
+            </w:r>
+          </w:p>
+        </w:tc>
+        <w:tc>
+          <w:tcPr>
+            <w:tcW w:type="dxa" w:w="2484"/>
+          </w:tcPr>
+          <w:p>
+            <w:r>
+              <w:rPr>
+                <w:rFonts w:ascii="TH Sarabun New" w:hAnsi="TH Sarabun New" w:eastAsia="TH Sarabun New"/>
+                <w:sz w:val="28"/>
+              </w:rPr>
+              <w:t>Cheque Payment: INV-E/26/04/00003 : Cheque : RCV-INV-E/26/04/00003</w:t>
+            </w:r>
+          </w:p>
+        </w:tc>
+        <w:tc>
+          <w:tcPr>
+            <w:tcW w:type="dxa" w:w="2484"/>
+          </w:tcPr>
+          <w:p>
+            <w:r>
+              <w:rPr>
+                <w:rFonts w:ascii="TH Sarabun New" w:hAnsi="TH Sarabun New" w:eastAsia="TH Sarabun New"/>
+                <w:sz w:val="28"/>
+              </w:rPr>
+              <w:t>0.0</w:t>
+            </w:r>
+          </w:p>
+        </w:tc>
+        <w:tc>
+          <w:tcPr>
+            <w:tcW w:type="dxa" w:w="2484"/>
+          </w:tcPr>
+          <w:p>
+            <w:r>
+              <w:rPr>
+                <w:rFonts w:ascii="TH Sarabun New" w:hAnsi="TH Sarabun New" w:eastAsia="TH Sarabun New"/>
+                <w:sz w:val="28"/>
+              </w:rPr>
+              <w:t>297880.1</w:t>
+            </w:r>
+          </w:p>
+        </w:tc>
+      </w:tr>
+      <w:tr>
+        <w:tc>
+          <w:tcPr>
+            <w:tcW w:type="dxa" w:w="2484"/>
+          </w:tcPr>
+          <w:p>
+            <w:r>
+              <w:rPr>
+                <w:rFonts w:ascii="TH Sarabun New" w:hAnsi="TH Sarabun New" w:eastAsia="TH Sarabun New"/>
+                <w:sz w:val="28"/>
+              </w:rPr>
+              <w:t>113005 เช็ครับลงวันที่ล่วงหน้า</w:t>
+            </w:r>
+          </w:p>
+        </w:tc>
+        <w:tc>
+          <w:tcPr>
+            <w:tcW w:type="dxa" w:w="2484"/>
+          </w:tcPr>
+          <w:p>
+            <w:r>
+              <w:rPr>
+                <w:rFonts w:ascii="TH Sarabun New" w:hAnsi="TH Sarabun New" w:eastAsia="TH Sarabun New"/>
+                <w:sz w:val="28"/>
+              </w:rPr>
+              <w:t>Cheque Payment: INV-E/26/04/00003 : Cheque : RCV-INV-E/26/04/00003</w:t>
+            </w:r>
+          </w:p>
+        </w:tc>
+        <w:tc>
+          <w:tcPr>
+            <w:tcW w:type="dxa" w:w="2484"/>
+          </w:tcPr>
+          <w:p>
+            <w:r>
+              <w:rPr>
+                <w:rFonts w:ascii="TH Sarabun New" w:hAnsi="TH Sarabun New" w:eastAsia="TH Sarabun New"/>
+                <w:sz w:val="28"/>
+              </w:rPr>
+              <w:t>297880.1</w:t>
+            </w:r>
+          </w:p>
+        </w:tc>
+        <w:tc>
+          <w:tcPr>
+            <w:tcW w:type="dxa" w:w="2484"/>
+          </w:tcPr>
+          <w:p>
+            <w:r>
+              <w:rPr>
+                <w:rFonts w:ascii="TH Sarabun New" w:hAnsi="TH Sarabun New" w:eastAsia="TH Sarabun New"/>
+                <w:sz w:val="28"/>
+              </w:rPr>
+              <w:t>0.0</w:t>
+            </w:r>
+          </w:p>
+        </w:tc>
+      </w:tr>
+    </w:tbl>
+    <w:p>
+      <w:r>
+        <w:rPr>
+          <w:b w:val="0"/>
+        </w:rPr>
+        <w:t>หลังบันทึกรายการสำเร็จ ให้เปิด Journal Entry เพื่อตรวจดูว่าระบบบันทึกเงินเข้า เงินออก หรือบัญชีพักไว้ที่บัญชีใดบ้างตามตัวอย่างจริงด้านล่าง.</w:t>
       </w:r>
     </w:p>
     <w:p>
@@ -465,8 +896,8 @@
       <w:r>
         <w:drawing>
           <wp:inline xmlns:a="http://schemas.openxmlformats.org/drawingml/2006/main" xmlns:pic="http://schemas.openxmlformats.org/drawingml/2006/picture">
-            <wp:extent cx="6035040" cy="4526280"/>
-            <wp:docPr id="1" name="Picture 1"/>
+            <wp:extent cx="5852160" cy="4389120"/>
+            <wp:docPr id="9" name="Picture 9"/>
             <wp:cNvGraphicFramePr>
               <a:graphicFrameLocks noChangeAspect="1"/>
             </wp:cNvGraphicFramePr>
@@ -474,11 +905,11 @@
               <a:graphicData uri="http://schemas.openxmlformats.org/drawingml/2006/picture">
                 <pic:pic>
                   <pic:nvPicPr>
-                    <pic:cNvPr id="0" name="cheque_in_confirmed_manual_annotated.png"/>
+                    <pic:cNvPr id="0" name="image.png"/>
                     <pic:cNvPicPr/>
                   </pic:nvPicPr>
                   <pic:blipFill>
-                    <a:blip r:embed="rId9"/>
+                    <a:blip r:embed="rId12"/>
                     <a:stretch>
                       <a:fillRect/>
                     </a:stretch>
@@ -486,7 +917,7 @@
                   <pic:spPr>
                     <a:xfrm>
                       <a:off x="0" y="0"/>
-                      <a:ext cx="6035040" cy="4526280"/>
+                      <a:ext cx="5852160" cy="4389120"/>
                     </a:xfrm>
                     <a:prstGeom prst="rect"/>
                   </pic:spPr>
@@ -502,23 +933,106 @@
         <w:jc w:val="center"/>
       </w:pPr>
       <w:r>
-        <w:rPr>
-          <w:rFonts w:ascii="TH Sarabun New" w:hAnsi="TH Sarabun New" w:eastAsia="TH Sarabun New"/>
-          <w:i/>
-          <w:sz w:val="28"/>
-        </w:rPr>
-        <w:t>รูป 5.6.2 เช็ครับสถานะ Confirmed หลังสร้างรายการแล้ว</w:t>
+        <w:t>รูป 5.6A.3 หน้าต่าง Register Payment ของ Invoice ฝั่งรับเช็คจากข้อมูลจริงในระบบ</w:t>
+      </w:r>
+    </w:p>
+    <w:p>
+      <w:pPr>
+        <w:jc w:val="center"/>
+      </w:pPr>
+      <w:r>
+        <w:drawing>
+          <wp:inline xmlns:a="http://schemas.openxmlformats.org/drawingml/2006/main" xmlns:pic="http://schemas.openxmlformats.org/drawingml/2006/picture">
+            <wp:extent cx="5852160" cy="4389120"/>
+            <wp:docPr id="10" name="Picture 10"/>
+            <wp:cNvGraphicFramePr>
+              <a:graphicFrameLocks noChangeAspect="1"/>
+            </wp:cNvGraphicFramePr>
+            <a:graphic>
+              <a:graphicData uri="http://schemas.openxmlformats.org/drawingml/2006/picture">
+                <pic:pic>
+                  <pic:nvPicPr>
+                    <pic:cNvPr id="0" name="image.png"/>
+                    <pic:cNvPicPr/>
+                  </pic:nvPicPr>
+                  <pic:blipFill>
+                    <a:blip r:embed="rId13"/>
+                    <a:stretch>
+                      <a:fillRect/>
+                    </a:stretch>
+                  </pic:blipFill>
+                  <pic:spPr>
+                    <a:xfrm>
+                      <a:off x="0" y="0"/>
+                      <a:ext cx="5852160" cy="4389120"/>
+                    </a:xfrm>
+                    <a:prstGeom prst="rect"/>
+                  </pic:spPr>
+                </pic:pic>
+              </a:graphicData>
+            </a:graphic>
+          </wp:inline>
+        </w:drawing>
+      </w:r>
+    </w:p>
+    <w:p>
+      <w:pPr>
+        <w:jc w:val="center"/>
+      </w:pPr>
+      <w:r>
+        <w:t>รูป 5.6A.4 Journal Entry ตอนสร้างเช็ครับสถานะ Confirmed</w:t>
+      </w:r>
+    </w:p>
+    <w:p>
+      <w:pPr>
+        <w:jc w:val="center"/>
+      </w:pPr>
+      <w:r>
+        <w:drawing>
+          <wp:inline xmlns:a="http://schemas.openxmlformats.org/drawingml/2006/main" xmlns:pic="http://schemas.openxmlformats.org/drawingml/2006/picture">
+            <wp:extent cx="5852160" cy="4389120"/>
+            <wp:docPr id="11" name="Picture 11"/>
+            <wp:cNvGraphicFramePr>
+              <a:graphicFrameLocks noChangeAspect="1"/>
+            </wp:cNvGraphicFramePr>
+            <a:graphic>
+              <a:graphicData uri="http://schemas.openxmlformats.org/drawingml/2006/picture">
+                <pic:pic>
+                  <pic:nvPicPr>
+                    <pic:cNvPr id="0" name="image.png"/>
+                    <pic:cNvPicPr/>
+                  </pic:nvPicPr>
+                  <pic:blipFill>
+                    <a:blip r:embed="rId14"/>
+                    <a:stretch>
+                      <a:fillRect/>
+                    </a:stretch>
+                  </pic:blipFill>
+                  <pic:spPr>
+                    <a:xfrm>
+                      <a:off x="0" y="0"/>
+                      <a:ext cx="5852160" cy="4389120"/>
+                    </a:xfrm>
+                    <a:prstGeom prst="rect"/>
+                  </pic:spPr>
+                </pic:pic>
+              </a:graphicData>
+            </a:graphic>
+          </wp:inline>
+        </w:drawing>
+      </w:r>
+    </w:p>
+    <w:p>
+      <w:pPr>
+        <w:jc w:val="center"/>
+      </w:pPr>
+      <w:r>
+        <w:t>รูป 5.6A.5 Journal Entry หลังเช็ครับถูกตัดผ่านธนาคาร</w:t>
       </w:r>
     </w:p>
     <w:p>
       <w:r>
-        <w:rPr>
-          <w:rFonts w:ascii="TH Sarabun New" w:hAnsi="TH Sarabun New" w:eastAsia="TH Sarabun New"/>
-          <w:b/>
-          <w:color w:val="1F4E79"/>
-          <w:sz w:val="36"/>
-        </w:rPr>
-        <w:t>คำอธิบายฟิลด์และส่วนสำคัญบนหน้าจอ</w:t>
+        <w:t>คำอธิบายช่องสำคัญบนหน้าจอ</w:t>
       </w:r>
     </w:p>
     <w:p>
@@ -800,11 +1314,7 @@
           </w:tcPr>
           <w:p>
             <w:r>
-              <w:rPr>
-                <w:rFonts w:ascii="TH Sarabun New" w:hAnsi="TH Sarabun New" w:eastAsia="TH Sarabun New"/>
-                <w:sz w:val="28"/>
-              </w:rPr>
-              <w:t>จุดนี้กำหนดบัญชีเดบิต/เครดิตหลักของ flow</w:t>
+              <w:t>จุดนี้กำหนดบัญชีเดบิต/เครดิตหลักของ ลำดับการทำงาน</w:t>
             </w:r>
           </w:p>
         </w:tc>
@@ -900,383 +1410,7 @@
     </w:tbl>
     <w:p>
       <w:r>
-        <w:rPr>
-          <w:rFonts w:ascii="TH Sarabun New" w:hAnsi="TH Sarabun New" w:eastAsia="TH Sarabun New"/>
-          <w:b/>
-          <w:color w:val="1F4E79"/>
-          <w:sz w:val="36"/>
-        </w:rPr>
-        <w:t>Scenario การใช้งานจากข้อมูลจริงใน local UAT</w:t>
-      </w:r>
-    </w:p>
-    <w:tbl>
-      <w:tblPr>
-        <w:tblStyle w:val="TableGrid"/>
-        <w:tblW w:type="auto" w:w="0"/>
-        <w:tblLook w:firstColumn="1" w:firstRow="1" w:lastColumn="0" w:lastRow="0" w:noHBand="0" w:noVBand="1" w:val="04A0"/>
-      </w:tblPr>
-      <w:tblGrid>
-        <w:gridCol w:w="3312"/>
-        <w:gridCol w:w="3312"/>
-        <w:gridCol w:w="3312"/>
-      </w:tblGrid>
-      <w:tr>
-        <w:tc>
-          <w:tcPr>
-            <w:tcW w:type="dxa" w:w="3312"/>
-            <w:shd w:fill="D9EAF7"/>
-          </w:tcPr>
-          <w:p>
-            <w:r>
-              <w:rPr>
-                <w:rFonts w:ascii="TH Sarabun New" w:hAnsi="TH Sarabun New" w:eastAsia="TH Sarabun New"/>
-                <w:sz w:val="28"/>
-              </w:rPr>
-              <w:t>Scenario</w:t>
-            </w:r>
-          </w:p>
-        </w:tc>
-        <w:tc>
-          <w:tcPr>
-            <w:tcW w:type="dxa" w:w="3312"/>
-            <w:shd w:fill="D9EAF7"/>
-          </w:tcPr>
-          <w:p>
-            <w:r>
-              <w:rPr>
-                <w:rFonts w:ascii="TH Sarabun New" w:hAnsi="TH Sarabun New" w:eastAsia="TH Sarabun New"/>
-                <w:sz w:val="28"/>
-              </w:rPr>
-              <w:t>ข้อมูลตัวอย่าง</w:t>
-            </w:r>
-          </w:p>
-        </w:tc>
-        <w:tc>
-          <w:tcPr>
-            <w:tcW w:type="dxa" w:w="3312"/>
-            <w:shd w:fill="D9EAF7"/>
-          </w:tcPr>
-          <w:p>
-            <w:r>
-              <w:rPr>
-                <w:rFonts w:ascii="TH Sarabun New" w:hAnsi="TH Sarabun New" w:eastAsia="TH Sarabun New"/>
-                <w:sz w:val="28"/>
-              </w:rPr>
-              <w:t>ผลลัพธ์ที่ต้องเห็น</w:t>
-            </w:r>
-          </w:p>
-        </w:tc>
-      </w:tr>
-      <w:tr>
-        <w:tc>
-          <w:tcPr>
-            <w:tcW w:type="dxa" w:w="3312"/>
-          </w:tcPr>
-          <w:p>
-            <w:r>
-              <w:rPr>
-                <w:rFonts w:ascii="TH Sarabun New" w:hAnsi="TH Sarabun New" w:eastAsia="TH Sarabun New"/>
-                <w:sz w:val="28"/>
-              </w:rPr>
-              <w:t>Scenario A: รับเช็คแต่ยังไม่เคลียร์ธนาคาร</w:t>
-            </w:r>
-          </w:p>
-        </w:tc>
-        <w:tc>
-          <w:tcPr>
-            <w:tcW w:type="dxa" w:w="3312"/>
-          </w:tcPr>
-          <w:p>
-            <w:r>
-              <w:rPr>
-                <w:rFonts w:ascii="TH Sarabun New" w:hAnsi="TH Sarabun New" w:eastAsia="TH Sarabun New"/>
-                <w:sz w:val="28"/>
-              </w:rPr>
-              <w:t>ใช้เช็ค RCV-INV-E/26/04/00003 สถานะ confirmed</w:t>
-            </w:r>
-          </w:p>
-        </w:tc>
-        <w:tc>
-          <w:tcPr>
-            <w:tcW w:type="dxa" w:w="3312"/>
-          </w:tcPr>
-          <w:p>
-            <w:r>
-              <w:rPr>
-                <w:rFonts w:ascii="TH Sarabun New" w:hAnsi="TH Sarabun New" w:eastAsia="TH Sarabun New"/>
-                <w:sz w:val="28"/>
-              </w:rPr>
-              <w:t>ระบบเดบิตบัญชีพักเช็ครับและเครดิตลูกหนี้การค้า</w:t>
-            </w:r>
-          </w:p>
-        </w:tc>
-      </w:tr>
-      <w:tr>
-        <w:tc>
-          <w:tcPr>
-            <w:tcW w:type="dxa" w:w="3312"/>
-          </w:tcPr>
-          <w:p>
-            <w:r>
-              <w:rPr>
-                <w:rFonts w:ascii="TH Sarabun New" w:hAnsi="TH Sarabun New" w:eastAsia="TH Sarabun New"/>
-                <w:sz w:val="28"/>
-              </w:rPr>
-              <w:t>Scenario B: รับเช็คและเคลียร์แล้ว</w:t>
-            </w:r>
-          </w:p>
-        </w:tc>
-        <w:tc>
-          <w:tcPr>
-            <w:tcW w:type="dxa" w:w="3312"/>
-          </w:tcPr>
-          <w:p>
-            <w:r>
-              <w:rPr>
-                <w:rFonts w:ascii="TH Sarabun New" w:hAnsi="TH Sarabun New" w:eastAsia="TH Sarabun New"/>
-                <w:sz w:val="28"/>
-              </w:rPr>
-              <w:t>ใช้เช็ค RCV-INV-E/26/04/00004 สถานะ paid</w:t>
-            </w:r>
-          </w:p>
-        </w:tc>
-        <w:tc>
-          <w:tcPr>
-            <w:tcW w:type="dxa" w:w="3312"/>
-          </w:tcPr>
-          <w:p>
-            <w:r>
-              <w:rPr>
-                <w:rFonts w:ascii="TH Sarabun New" w:hAnsi="TH Sarabun New" w:eastAsia="TH Sarabun New"/>
-                <w:sz w:val="28"/>
-              </w:rPr>
-              <w:t>ระบบย้ายยอดจากบัญชีพักเช็ครับไปยังบัญชีธนาคารจริง</w:t>
-            </w:r>
-          </w:p>
-        </w:tc>
-      </w:tr>
-    </w:tbl>
-    <w:p>
-      <w:r>
-        <w:rPr>
-          <w:rFonts w:ascii="TH Sarabun New" w:hAnsi="TH Sarabun New" w:eastAsia="TH Sarabun New"/>
-          <w:b/>
-          <w:color w:val="1F4E79"/>
-          <w:sz w:val="36"/>
-        </w:rPr>
-        <w:t>การอธิบาย Journal Items และขาบัญชี</w:t>
-      </w:r>
-    </w:p>
-    <w:p>
-      <w:r>
-        <w:rPr>
-          <w:rFonts w:ascii="TH Sarabun New" w:hAnsi="TH Sarabun New" w:eastAsia="TH Sarabun New"/>
-          <w:b/>
-          <w:sz w:val="32"/>
-        </w:rPr>
-        <w:t>Journal Items ตอนสร้างเช็ครับ (Confirmed)</w:t>
-      </w:r>
-    </w:p>
-    <w:tbl>
-      <w:tblPr>
-        <w:tblStyle w:val="TableGrid"/>
-        <w:tblW w:type="auto" w:w="0"/>
-        <w:tblLook w:firstColumn="1" w:firstRow="1" w:lastColumn="0" w:lastRow="0" w:noHBand="0" w:noVBand="1" w:val="04A0"/>
-      </w:tblPr>
-      <w:tblGrid>
-        <w:gridCol w:w="2484"/>
-        <w:gridCol w:w="2484"/>
-        <w:gridCol w:w="2484"/>
-        <w:gridCol w:w="2484"/>
-      </w:tblGrid>
-      <w:tr>
-        <w:tc>
-          <w:tcPr>
-            <w:tcW w:type="dxa" w:w="2484"/>
-            <w:shd w:fill="D9EAF7"/>
-          </w:tcPr>
-          <w:p>
-            <w:r>
-              <w:rPr>
-                <w:rFonts w:ascii="TH Sarabun New" w:hAnsi="TH Sarabun New" w:eastAsia="TH Sarabun New"/>
-                <w:sz w:val="28"/>
-              </w:rPr>
-              <w:t>บัญชี</w:t>
-            </w:r>
-          </w:p>
-        </w:tc>
-        <w:tc>
-          <w:tcPr>
-            <w:tcW w:type="dxa" w:w="2484"/>
-            <w:shd w:fill="D9EAF7"/>
-          </w:tcPr>
-          <w:p>
-            <w:r>
-              <w:rPr>
-                <w:rFonts w:ascii="TH Sarabun New" w:hAnsi="TH Sarabun New" w:eastAsia="TH Sarabun New"/>
-                <w:sz w:val="28"/>
-              </w:rPr>
-              <w:t>คำอธิบาย</w:t>
-            </w:r>
-          </w:p>
-        </w:tc>
-        <w:tc>
-          <w:tcPr>
-            <w:tcW w:type="dxa" w:w="2484"/>
-            <w:shd w:fill="D9EAF7"/>
-          </w:tcPr>
-          <w:p>
-            <w:r>
-              <w:rPr>
-                <w:rFonts w:ascii="TH Sarabun New" w:hAnsi="TH Sarabun New" w:eastAsia="TH Sarabun New"/>
-                <w:sz w:val="28"/>
-              </w:rPr>
-              <w:t>Debit</w:t>
-            </w:r>
-          </w:p>
-        </w:tc>
-        <w:tc>
-          <w:tcPr>
-            <w:tcW w:type="dxa" w:w="2484"/>
-            <w:shd w:fill="D9EAF7"/>
-          </w:tcPr>
-          <w:p>
-            <w:r>
-              <w:rPr>
-                <w:rFonts w:ascii="TH Sarabun New" w:hAnsi="TH Sarabun New" w:eastAsia="TH Sarabun New"/>
-                <w:sz w:val="28"/>
-              </w:rPr>
-              <w:t>Credit</w:t>
-            </w:r>
-          </w:p>
-        </w:tc>
-      </w:tr>
-      <w:tr>
-        <w:tc>
-          <w:tcPr>
-            <w:tcW w:type="dxa" w:w="2484"/>
-          </w:tcPr>
-          <w:p>
-            <w:r>
-              <w:rPr>
-                <w:rFonts w:ascii="TH Sarabun New" w:hAnsi="TH Sarabun New" w:eastAsia="TH Sarabun New"/>
-                <w:sz w:val="28"/>
-              </w:rPr>
-              <w:t>113001 ลูกหนี้การค้า - ในประเทศ</w:t>
-            </w:r>
-          </w:p>
-        </w:tc>
-        <w:tc>
-          <w:tcPr>
-            <w:tcW w:type="dxa" w:w="2484"/>
-          </w:tcPr>
-          <w:p>
-            <w:r>
-              <w:rPr>
-                <w:rFonts w:ascii="TH Sarabun New" w:hAnsi="TH Sarabun New" w:eastAsia="TH Sarabun New"/>
-                <w:sz w:val="28"/>
-              </w:rPr>
-              <w:t>Cheque Payment: INV-E/26/04/00003 : Cheque : RCV-INV-E/26/04/00003</w:t>
-            </w:r>
-          </w:p>
-        </w:tc>
-        <w:tc>
-          <w:tcPr>
-            <w:tcW w:type="dxa" w:w="2484"/>
-          </w:tcPr>
-          <w:p>
-            <w:r>
-              <w:rPr>
-                <w:rFonts w:ascii="TH Sarabun New" w:hAnsi="TH Sarabun New" w:eastAsia="TH Sarabun New"/>
-                <w:sz w:val="28"/>
-              </w:rPr>
-              <w:t>0.0</w:t>
-            </w:r>
-          </w:p>
-        </w:tc>
-        <w:tc>
-          <w:tcPr>
-            <w:tcW w:type="dxa" w:w="2484"/>
-          </w:tcPr>
-          <w:p>
-            <w:r>
-              <w:rPr>
-                <w:rFonts w:ascii="TH Sarabun New" w:hAnsi="TH Sarabun New" w:eastAsia="TH Sarabun New"/>
-                <w:sz w:val="28"/>
-              </w:rPr>
-              <w:t>297880.1</w:t>
-            </w:r>
-          </w:p>
-        </w:tc>
-      </w:tr>
-      <w:tr>
-        <w:tc>
-          <w:tcPr>
-            <w:tcW w:type="dxa" w:w="2484"/>
-          </w:tcPr>
-          <w:p>
-            <w:r>
-              <w:rPr>
-                <w:rFonts w:ascii="TH Sarabun New" w:hAnsi="TH Sarabun New" w:eastAsia="TH Sarabun New"/>
-                <w:sz w:val="28"/>
-              </w:rPr>
-              <w:t>113005 เช็ครับลงวันที่ล่วงหน้า</w:t>
-            </w:r>
-          </w:p>
-        </w:tc>
-        <w:tc>
-          <w:tcPr>
-            <w:tcW w:type="dxa" w:w="2484"/>
-          </w:tcPr>
-          <w:p>
-            <w:r>
-              <w:rPr>
-                <w:rFonts w:ascii="TH Sarabun New" w:hAnsi="TH Sarabun New" w:eastAsia="TH Sarabun New"/>
-                <w:sz w:val="28"/>
-              </w:rPr>
-              <w:t>Cheque Payment: INV-E/26/04/00003 : Cheque : RCV-INV-E/26/04/00003</w:t>
-            </w:r>
-          </w:p>
-        </w:tc>
-        <w:tc>
-          <w:tcPr>
-            <w:tcW w:type="dxa" w:w="2484"/>
-          </w:tcPr>
-          <w:p>
-            <w:r>
-              <w:rPr>
-                <w:rFonts w:ascii="TH Sarabun New" w:hAnsi="TH Sarabun New" w:eastAsia="TH Sarabun New"/>
-                <w:sz w:val="28"/>
-              </w:rPr>
-              <w:t>297880.1</w:t>
-            </w:r>
-          </w:p>
-        </w:tc>
-        <w:tc>
-          <w:tcPr>
-            <w:tcW w:type="dxa" w:w="2484"/>
-          </w:tcPr>
-          <w:p>
-            <w:r>
-              <w:rPr>
-                <w:rFonts w:ascii="TH Sarabun New" w:hAnsi="TH Sarabun New" w:eastAsia="TH Sarabun New"/>
-                <w:sz w:val="28"/>
-              </w:rPr>
-              <w:t>0.0</w:t>
-            </w:r>
-          </w:p>
-        </w:tc>
-      </w:tr>
-    </w:tbl>
-    <w:p>
-      <w:r>
-        <w:rPr>
-          <w:rFonts w:ascii="TH Sarabun New" w:hAnsi="TH Sarabun New" w:eastAsia="TH Sarabun New"/>
-          <w:b/>
-          <w:color w:val="1F4E79"/>
-          <w:sz w:val="36"/>
-        </w:rPr>
-        <w:t>ข้อควรระวัง</w:t>
+        <w:t>สิ่งที่ควรตรวจสอบก่อนบันทึก</w:t>
       </w:r>
     </w:p>
     <w:p>
@@ -1284,11 +1418,7 @@
         <w:pStyle w:val="ListBullet"/>
       </w:pPr>
       <w:r>
-        <w:rPr>
-          <w:rFonts w:ascii="TH Sarabun New" w:hAnsi="TH Sarabun New" w:eastAsia="TH Sarabun New"/>
-          <w:sz w:val="32"/>
-        </w:rPr>
-        <w:t>ใน local UAT ตัวอย่าง inbound cheque บางใบมีบริบท settlement เดิม ทำให้ยอดบน cheque record และยอดใน payment entry อาจไม่ตรงกันทุกกรณี ผู้ใช้ต้องตรวจยอดใน Payment Entry ประกอบเสมอ</w:t>
+        <w:t>ตัวอย่างเช็ครับบางรายการในระบบมีบริบทการกระทบยอดเดิมร่วมอยู่ด้วย ผู้ใช้จึงต้องเปิด Payment Entry และ Journal Items ประกอบทุกครั้งเพื่อยืนยันยอดและขาบัญชีที่เกิดขึ้นจริง</w:t>
       </w:r>
     </w:p>
     <w:p>
@@ -1303,12 +1433,6 @@
         <w:t>ควรกรอกเลขเช็คและธนาคารให้ตรงกับหน้าเช็คจริงเพื่อใช้ติดตามภายหลัง</w:t>
       </w:r>
     </w:p>
-    <w:sectPr>
-      <w:pgSz w:w="12240" w:h="15840"/>
-      <w:pgMar w:top="1008" w:right="1152" w:bottom="1008" w:left="1152" w:header="720" w:footer="720" w:gutter="0"/>
-      <w:cols w:space="720"/>
-      <w:docGrid w:linePitch="360"/>
-    </w:sectPr>
   </w:body>
 </w:document>
 </file>

--- a/manual/Accouting_Manual/generated_20260408/docx/5.6_5.6 รับเช็คจากลูกค้า.docx
+++ b/manual/Accouting_Manual/generated_20260408/docx/5.6_5.6 รับเช็คจากลูกค้า.docx
@@ -10,7 +10,10 @@
     </w:sectPr>
     <w:p>
       <w:pPr>
+        <w:keepNext/>
+        <w:spacing w:before="0" w:after="120"/>
         <w:jc w:val="center"/>
+        <w:keepLines/>
       </w:pPr>
       <w:r>
         <w:rPr>
@@ -24,6 +27,7 @@
     </w:p>
     <w:p>
       <w:pPr>
+        <w:spacing w:before="0" w:after="120"/>
         <w:jc w:val="center"/>
       </w:pPr>
       <w:r>
@@ -34,8 +38,15 @@
         <w:t>Module Cheque</w:t>
       </w:r>
     </w:p>
-    <w:p/>
     <w:p>
+      <w:pPr>
+        <w:spacing w:before="0" w:after="120"/>
+      </w:pPr>
+    </w:p>
+    <w:p>
+      <w:pPr>
+        <w:spacing w:before="0" w:after="120"/>
+      </w:pPr>
       <w:r>
         <w:rPr>
           <w:rFonts w:ascii="TH Sarabun New" w:hAnsi="TH Sarabun New" w:eastAsia="TH Sarabun New"/>
@@ -49,6 +60,7 @@
     <w:p>
       <w:pPr>
         <w:pStyle w:val="ListBullet"/>
+        <w:spacing w:before="0" w:after="120"/>
       </w:pPr>
       <w:r>
         <w:rPr>
@@ -61,6 +73,7 @@
     <w:p>
       <w:pPr>
         <w:pStyle w:val="ListBullet"/>
+        <w:spacing w:before="0" w:after="120"/>
       </w:pPr>
       <w:r>
         <w:rPr>
@@ -71,6 +84,11 @@
       </w:r>
     </w:p>
     <w:p>
+      <w:pPr>
+        <w:keepNext/>
+        <w:spacing w:after="120" w:before="0"/>
+        <w:jc w:val="center"/>
+      </w:pPr>
       <w:r>
         <w:rPr>
           <w:rFonts w:ascii="TH Sarabun New" w:hAnsi="TH Sarabun New" w:eastAsia="TH Sarabun New"/>
@@ -84,6 +102,7 @@
     <w:p>
       <w:pPr>
         <w:pStyle w:val="ListBullet"/>
+        <w:spacing w:before="0" w:after="120"/>
       </w:pPr>
       <w:r>
         <w:rPr>
@@ -96,6 +115,7 @@
     <w:p>
       <w:pPr>
         <w:pStyle w:val="ListBullet"/>
+        <w:spacing w:before="0" w:after="120"/>
       </w:pPr>
       <w:r>
         <w:t>ในระบบ ใช้ invoice INV-E/26/04/00003 และ INV-E/26/04/00004 เป็นตัวอย่างจริง.</w:t>
@@ -103,247 +123,43 @@
     </w:p>
     <w:p>
       <w:r>
-        <w:t>สิ่งที่ทำได้ในหน้าจอนี้</w:t>
+        <w:rPr>
+          <w:rFonts w:ascii="TH Sarabun New" w:hAnsi="TH Sarabun New" w:eastAsia="TH Sarabun New"/>
+          <w:b/>
+          <w:sz w:val="32"/>
+        </w:rPr>
+        <w:t>แนวทางการใช้งาน</w:t>
       </w:r>
     </w:p>
-    <w:tbl>
-      <w:tblPr>
-        <w:tblStyle w:val="TableGrid"/>
-        <w:tblW w:type="auto" w:w="0"/>
-        <w:tblLook w:firstColumn="1" w:firstRow="1" w:lastColumn="0" w:lastRow="0" w:noHBand="0" w:noVBand="1" w:val="04A0"/>
-      </w:tblPr>
-      <w:tblGrid>
-        <w:gridCol w:w="3312"/>
-        <w:gridCol w:w="3312"/>
-        <w:gridCol w:w="3312"/>
-      </w:tblGrid>
-      <w:tr>
-        <w:tc>
-          <w:tcPr>
-            <w:tcW w:type="dxa" w:w="3312"/>
-            <w:shd w:fill="D9EAF7"/>
-          </w:tcPr>
-          <w:p>
-            <w:r>
-              <w:rPr>
-                <w:rFonts w:ascii="TH Sarabun New" w:hAnsi="TH Sarabun New" w:eastAsia="TH Sarabun New"/>
-                <w:sz w:val="28"/>
-              </w:rPr>
-              <w:t>ฟังก์ชัน</w:t>
-            </w:r>
-          </w:p>
-        </w:tc>
-        <w:tc>
-          <w:tcPr>
-            <w:tcW w:type="dxa" w:w="3312"/>
-            <w:shd w:fill="D9EAF7"/>
-          </w:tcPr>
-          <w:p>
-            <w:r>
-              <w:rPr>
-                <w:rFonts w:ascii="TH Sarabun New" w:hAnsi="TH Sarabun New" w:eastAsia="TH Sarabun New"/>
-                <w:sz w:val="28"/>
-              </w:rPr>
-              <w:t>คำอธิบาย</w:t>
-            </w:r>
-          </w:p>
-        </w:tc>
-        <w:tc>
-          <w:tcPr>
-            <w:tcW w:type="dxa" w:w="3312"/>
-            <w:shd w:fill="D9EAF7"/>
-          </w:tcPr>
-          <w:p>
-            <w:r>
-              <w:rPr>
-                <w:rFonts w:ascii="TH Sarabun New" w:hAnsi="TH Sarabun New" w:eastAsia="TH Sarabun New"/>
-                <w:sz w:val="28"/>
-              </w:rPr>
-              <w:t>ใช้เมื่อไร</w:t>
-            </w:r>
-          </w:p>
-        </w:tc>
-      </w:tr>
-      <w:tr>
-        <w:tc>
-          <w:tcPr>
-            <w:tcW w:type="dxa" w:w="3312"/>
-          </w:tcPr>
-          <w:p>
-            <w:r>
-              <w:rPr>
-                <w:rFonts w:ascii="TH Sarabun New" w:hAnsi="TH Sarabun New" w:eastAsia="TH Sarabun New"/>
-                <w:sz w:val="28"/>
-              </w:rPr>
-              <w:t>Register Payment</w:t>
-            </w:r>
-          </w:p>
-        </w:tc>
-        <w:tc>
-          <w:tcPr>
-            <w:tcW w:type="dxa" w:w="3312"/>
-          </w:tcPr>
-          <w:p>
-            <w:r>
-              <w:rPr>
-                <w:rFonts w:ascii="TH Sarabun New" w:hAnsi="TH Sarabun New" w:eastAsia="TH Sarabun New"/>
-                <w:sz w:val="28"/>
-              </w:rPr>
-              <w:t>จุดเริ่มของการสร้างรายการรับเช็คจาก Invoice</w:t>
-            </w:r>
-          </w:p>
-        </w:tc>
-        <w:tc>
-          <w:tcPr>
-            <w:tcW w:type="dxa" w:w="3312"/>
-          </w:tcPr>
-          <w:p>
-            <w:r>
-              <w:rPr>
-                <w:rFonts w:ascii="TH Sarabun New" w:hAnsi="TH Sarabun New" w:eastAsia="TH Sarabun New"/>
-                <w:sz w:val="28"/>
-              </w:rPr>
-              <w:t>ใช้กับ Invoice ที่ Posted และยังไม่ชำระเต็ม</w:t>
-            </w:r>
-          </w:p>
-        </w:tc>
-      </w:tr>
-      <w:tr>
-        <w:tc>
-          <w:tcPr>
-            <w:tcW w:type="dxa" w:w="3312"/>
-          </w:tcPr>
-          <w:p>
-            <w:r>
-              <w:rPr>
-                <w:rFonts w:ascii="TH Sarabun New" w:hAnsi="TH Sarabun New" w:eastAsia="TH Sarabun New"/>
-                <w:sz w:val="28"/>
-              </w:rPr>
-              <w:t>Incoming Cheque Section</w:t>
-            </w:r>
-          </w:p>
-        </w:tc>
-        <w:tc>
-          <w:tcPr>
-            <w:tcW w:type="dxa" w:w="3312"/>
-          </w:tcPr>
-          <w:p>
-            <w:r>
-              <w:rPr>
-                <w:rFonts w:ascii="TH Sarabun New" w:hAnsi="TH Sarabun New" w:eastAsia="TH Sarabun New"/>
-                <w:sz w:val="28"/>
-              </w:rPr>
-              <w:t>ส่วนกรอกข้อมูลเช็คที่รับจากลูกค้า</w:t>
-            </w:r>
-          </w:p>
-        </w:tc>
-        <w:tc>
-          <w:tcPr>
-            <w:tcW w:type="dxa" w:w="3312"/>
-          </w:tcPr>
-          <w:p>
-            <w:r>
-              <w:rPr>
-                <w:rFonts w:ascii="TH Sarabun New" w:hAnsi="TH Sarabun New" w:eastAsia="TH Sarabun New"/>
-                <w:sz w:val="28"/>
-              </w:rPr>
-              <w:t>แสดงเฉพาะเมื่อ payment method line เป็น cheque incoming</w:t>
-            </w:r>
-          </w:p>
-        </w:tc>
-      </w:tr>
-      <w:tr>
-        <w:tc>
-          <w:tcPr>
-            <w:tcW w:type="dxa" w:w="3312"/>
-          </w:tcPr>
-          <w:p>
-            <w:r>
-              <w:rPr>
-                <w:rFonts w:ascii="TH Sarabun New" w:hAnsi="TH Sarabun New" w:eastAsia="TH Sarabun New"/>
-                <w:sz w:val="28"/>
-              </w:rPr>
-              <w:t>Print</w:t>
-            </w:r>
-          </w:p>
-        </w:tc>
-        <w:tc>
-          <w:tcPr>
-            <w:tcW w:type="dxa" w:w="3312"/>
-          </w:tcPr>
-          <w:p>
-            <w:r>
-              <w:rPr>
-                <w:rFonts w:ascii="TH Sarabun New" w:hAnsi="TH Sarabun New" w:eastAsia="TH Sarabun New"/>
-                <w:sz w:val="28"/>
-              </w:rPr>
-              <w:t>พิมพ์ข้อมูลเช็คขาเข้าในกรณีระบบกำหนดให้พิมพ์</w:t>
-            </w:r>
-          </w:p>
-        </w:tc>
-        <w:tc>
-          <w:tcPr>
-            <w:tcW w:type="dxa" w:w="3312"/>
-          </w:tcPr>
-          <w:p>
-            <w:r>
-              <w:rPr>
-                <w:rFonts w:ascii="TH Sarabun New" w:hAnsi="TH Sarabun New" w:eastAsia="TH Sarabun New"/>
-                <w:sz w:val="28"/>
-              </w:rPr>
-              <w:t>ใช้กับ inbound cheque ที่สถานะ confirmed</w:t>
-            </w:r>
-          </w:p>
-        </w:tc>
-      </w:tr>
-      <w:tr>
-        <w:tc>
-          <w:tcPr>
-            <w:tcW w:type="dxa" w:w="3312"/>
-          </w:tcPr>
-          <w:p>
-            <w:r>
-              <w:rPr>
-                <w:rFonts w:ascii="TH Sarabun New" w:hAnsi="TH Sarabun New" w:eastAsia="TH Sarabun New"/>
-                <w:sz w:val="28"/>
-              </w:rPr>
-              <w:t>Bank Deposit / Done</w:t>
-            </w:r>
-          </w:p>
-        </w:tc>
-        <w:tc>
-          <w:tcPr>
-            <w:tcW w:type="dxa" w:w="3312"/>
-          </w:tcPr>
-          <w:p>
-            <w:r>
-              <w:rPr>
-                <w:rFonts w:ascii="TH Sarabun New" w:hAnsi="TH Sarabun New" w:eastAsia="TH Sarabun New"/>
-                <w:sz w:val="28"/>
-              </w:rPr>
-              <w:t>ใช้เมื่อต้องการเคลียร์เช็คเข้าธนาคาร</w:t>
-            </w:r>
-          </w:p>
-        </w:tc>
-        <w:tc>
-          <w:tcPr>
-            <w:tcW w:type="dxa" w:w="3312"/>
-          </w:tcPr>
-          <w:p>
-            <w:r>
-              <w:rPr>
-                <w:rFonts w:ascii="TH Sarabun New" w:hAnsi="TH Sarabun New" w:eastAsia="TH Sarabun New"/>
-                <w:sz w:val="28"/>
-              </w:rPr>
-              <w:t>ขั้นตอนเหมือนการนำฝากเช็ค</w:t>
-            </w:r>
-          </w:p>
-        </w:tc>
-      </w:tr>
-    </w:tbl>
     <w:p>
       <w:r>
-        <w:t>1. เข้าใช้งานจากหน้าหลัก</w:t>
+        <w:rPr>
+          <w:rFonts w:ascii="TH Sarabun New" w:hAnsi="TH Sarabun New" w:eastAsia="TH Sarabun New"/>
+          <w:b w:val="0"/>
+          <w:sz w:val="32"/>
+        </w:rPr>
+        <w:t>การรับเช็คจากลูกค้าเริ่มจากใบแจ้งหนี้ลูกค้า แล้วค่อยไปสู่เช็ครับและรายการรับเงิน ผู้ใช้งานจึงควรตรวจทั้งใบแจ้งหนี้ ยอดรับจริง และเลขเช็คในหน้าต่าง Register Payment ให้ครบ.</w:t>
+      </w:r>
+    </w:p>
+    <w:p>
+      <w:r>
+        <w:rPr>
+          <w:rFonts w:ascii="TH Sarabun New" w:hAnsi="TH Sarabun New" w:eastAsia="TH Sarabun New"/>
+          <w:b w:val="0"/>
+          <w:sz w:val="32"/>
+        </w:rPr>
+        <w:t>แนวทางที่เหมาะสมคือใช้ใบแจ้งหนี้จริงเป็นจุดเริ่ม แล้วจึงเปิดหน้ารายการเช็ครับเพื่อติดตามสถานะต่อภายหลัง ไม่ควรเริ่มจากเมนูเช็คโดยไม่มีเอกสารต้นทางรองรับ.</w:t>
+      </w:r>
+    </w:p>
+    <w:p>
+      <w:r>
+        <w:rPr>
+          <w:rFonts w:ascii="TH Sarabun New" w:hAnsi="TH Sarabun New" w:eastAsia="TH Sarabun New"/>
+          <w:b/>
+          <w:i w:val="0"/>
+          <w:sz w:val="32"/>
+        </w:rPr>
+        <w:t>เมนูที่ใช้</w:t>
       </w:r>
     </w:p>
     <w:p>
@@ -353,6 +169,8 @@
       <w:r>
         <w:rPr>
           <w:rFonts w:ascii="TH Sarabun New" w:hAnsi="TH Sarabun New" w:eastAsia="TH Sarabun New"/>
+          <w:b w:val="0"/>
+          <w:i w:val="0"/>
           <w:sz w:val="32"/>
         </w:rPr>
         <w:t>Accounting &gt; Customers &gt; Invoices</w:t>
@@ -365,6 +183,8 @@
       <w:r>
         <w:rPr>
           <w:rFonts w:ascii="TH Sarabun New" w:hAnsi="TH Sarabun New" w:eastAsia="TH Sarabun New"/>
+          <w:b w:val="0"/>
+          <w:i w:val="0"/>
           <w:sz w:val="32"/>
         </w:rPr>
         <w:t>Cheque &gt; Cheque &gt; Cheque Receiving</w:t>
@@ -373,20 +193,31 @@
     <w:p>
       <w:r>
         <w:rPr>
-          <w:b w:val="0"/>
+          <w:rFonts w:ascii="TH Sarabun New" w:hAnsi="TH Sarabun New" w:eastAsia="TH Sarabun New"/>
+          <w:b/>
+          <w:i w:val="0"/>
+          <w:sz w:val="32"/>
         </w:rPr>
-        <w:t>ให้เริ่มจากหน้า Dashboard แล้วกดเข้าโมดูลตามภาพ จากนั้นกดเมนูย่อยตามหมายเลขในภาพเพื่อเข้าสู่หน้าที่ใช้ทำรายการจริง.</w:t>
+        <w:t>3. ขั้นตอนการใช้งาน</w:t>
       </w:r>
     </w:p>
     <w:p>
-      <w:pPr>
-        <w:jc w:val="center"/>
-      </w:pPr>
+      <w:r>
+        <w:rPr>
+          <w:rFonts w:ascii="TH Sarabun New" w:hAnsi="TH Sarabun New" w:eastAsia="TH Sarabun New"/>
+          <w:b w:val="0"/>
+          <w:i w:val="0"/>
+          <w:sz w:val="32"/>
+        </w:rPr>
+        <w:t>1. เริ่มจากหน้า Dashboard แล้วคลิกเข้าโมดูล Accounting</w:t>
+      </w:r>
+    </w:p>
+    <w:p>
       <w:r>
         <w:drawing>
           <wp:inline xmlns:a="http://schemas.openxmlformats.org/drawingml/2006/main" xmlns:pic="http://schemas.openxmlformats.org/drawingml/2006/picture">
-            <wp:extent cx="5852160" cy="4389120"/>
-            <wp:docPr id="7" name="Picture 7"/>
+            <wp:extent cx="5669280" cy="4251960"/>
+            <wp:docPr id="11" name="Picture 11"/>
             <wp:cNvGraphicFramePr>
               <a:graphicFrameLocks noChangeAspect="1"/>
             </wp:cNvGraphicFramePr>
@@ -406,7 +237,7 @@
                   <pic:spPr>
                     <a:xfrm>
                       <a:off x="0" y="0"/>
-                      <a:ext cx="5852160" cy="4389120"/>
+                      <a:ext cx="5669280" cy="4251960"/>
                     </a:xfrm>
                     <a:prstGeom prst="rect"/>
                   </pic:spPr>
@@ -418,22 +249,33 @@
       </w:r>
     </w:p>
     <w:p>
-      <w:pPr>
-        <w:jc w:val="center"/>
-      </w:pPr>
       <w:r>
-        <w:t>รูป 5.6A.1 หน้า Dashboard สำหรับเข้าโมดูล Accounting</w:t>
+        <w:rPr>
+          <w:rFonts w:ascii="TH Sarabun New" w:hAnsi="TH Sarabun New" w:eastAsia="TH Sarabun New"/>
+          <w:b w:val="0"/>
+          <w:i/>
+          <w:sz w:val="28"/>
+        </w:rPr>
+        <w:t>ภาพประกอบขั้นตอนที่ 1</w:t>
       </w:r>
     </w:p>
     <w:p>
-      <w:pPr>
-        <w:jc w:val="center"/>
-      </w:pPr>
+      <w:r>
+        <w:rPr>
+          <w:rFonts w:ascii="TH Sarabun New" w:hAnsi="TH Sarabun New" w:eastAsia="TH Sarabun New"/>
+          <w:b w:val="0"/>
+          <w:i w:val="0"/>
+          <w:sz w:val="32"/>
+        </w:rPr>
+        <w:t>2. เมื่อเข้ามาในโมดูล Accounting แล้ว ให้ใช้เมนู Accounting &gt; Customers &gt; Invoices และ Cheque &gt; Cheque &gt; Cheque Receiving ตามลำดับของงาน</w:t>
+      </w:r>
+    </w:p>
+    <w:p>
       <w:r>
         <w:drawing>
           <wp:inline xmlns:a="http://schemas.openxmlformats.org/drawingml/2006/main" xmlns:pic="http://schemas.openxmlformats.org/drawingml/2006/picture">
-            <wp:extent cx="5852160" cy="4389120"/>
-            <wp:docPr id="8" name="Picture 8"/>
+            <wp:extent cx="5669280" cy="4251960"/>
+            <wp:docPr id="12" name="Picture 12"/>
             <wp:cNvGraphicFramePr>
               <a:graphicFrameLocks noChangeAspect="1"/>
             </wp:cNvGraphicFramePr>
@@ -453,7 +295,7 @@
                   <pic:spPr>
                     <a:xfrm>
                       <a:off x="0" y="0"/>
-                      <a:ext cx="5852160" cy="4389120"/>
+                      <a:ext cx="5669280" cy="4251960"/>
                     </a:xfrm>
                     <a:prstGeom prst="rect"/>
                   </pic:spPr>
@@ -465,439 +307,149 @@
       </w:r>
     </w:p>
     <w:p>
-      <w:pPr>
-        <w:jc w:val="center"/>
-      </w:pPr>
       <w:r>
-        <w:t>รูป 5.6A.2 เมนู Accounting &gt; Customers &gt; Invoices</w:t>
-      </w:r>
-    </w:p>
-    <w:p>
-      <w:r>
-        <w:t>2. ขั้นตอนการทำรายการ</w:t>
+        <w:rPr>
+          <w:rFonts w:ascii="TH Sarabun New" w:hAnsi="TH Sarabun New" w:eastAsia="TH Sarabun New"/>
+          <w:b w:val="0"/>
+          <w:i/>
+          <w:sz w:val="28"/>
+        </w:rPr>
+        <w:t>ภาพประกอบขั้นตอนที่ 2</w:t>
       </w:r>
     </w:p>
     <w:p>
       <w:r>
         <w:rPr>
           <w:rFonts w:ascii="TH Sarabun New" w:hAnsi="TH Sarabun New" w:eastAsia="TH Sarabun New"/>
-          <w:b/>
+          <w:b w:val="0"/>
+          <w:i w:val="0"/>
           <w:sz w:val="32"/>
         </w:rPr>
-        <w:t>ขั้นตอนการรับเช็คจากหน้า Invoice</w:t>
+        <w:t>3. เปิด Invoice จริง เช่น INV-E/26/04/00003 หรือ INV-E/26/04/00004 พร้อมตรวจเลขเอกสาร วันที่ คู่ค้า วิธีชำระ และยอดเงินให้ตรงกับรายการจริง</w:t>
+      </w:r>
+    </w:p>
+    <w:p>
+      <w:r>
+        <w:drawing>
+          <wp:inline xmlns:a="http://schemas.openxmlformats.org/drawingml/2006/main" xmlns:pic="http://schemas.openxmlformats.org/drawingml/2006/picture">
+            <wp:extent cx="5669280" cy="4251960"/>
+            <wp:docPr id="13" name="Picture 13"/>
+            <wp:cNvGraphicFramePr>
+              <a:graphicFrameLocks noChangeAspect="1"/>
+            </wp:cNvGraphicFramePr>
+            <a:graphic>
+              <a:graphicData uri="http://schemas.openxmlformats.org/drawingml/2006/picture">
+                <pic:pic>
+                  <pic:nvPicPr>
+                    <pic:cNvPr id="0" name="image.png"/>
+                    <pic:cNvPicPr/>
+                  </pic:nvPicPr>
+                  <pic:blipFill>
+                    <a:blip r:embed="rId17"/>
+                    <a:stretch>
+                      <a:fillRect/>
+                    </a:stretch>
+                  </pic:blipFill>
+                  <pic:spPr>
+                    <a:xfrm>
+                      <a:off x="0" y="0"/>
+                      <a:ext cx="5669280" cy="4251960"/>
+                    </a:xfrm>
+                    <a:prstGeom prst="rect"/>
+                  </pic:spPr>
+                </pic:pic>
+              </a:graphicData>
+            </a:graphic>
+          </wp:inline>
+        </w:drawing>
       </w:r>
     </w:p>
     <w:p>
       <w:r>
         <w:rPr>
           <w:rFonts w:ascii="TH Sarabun New" w:hAnsi="TH Sarabun New" w:eastAsia="TH Sarabun New"/>
-          <w:sz w:val="32"/>
+          <w:b w:val="0"/>
+          <w:i/>
+          <w:sz w:val="28"/>
         </w:rPr>
-        <w:t>1. เปิด Invoice INV-E/26/04/00003 จากเมนู Accounting &gt; Customers &gt; Invoices แล้วกด Register Payment.</w:t>
+        <w:t>ภาพประกอบขั้นตอนที่ 3</w:t>
       </w:r>
     </w:p>
     <w:p>
       <w:r>
         <w:rPr>
           <w:rFonts w:ascii="TH Sarabun New" w:hAnsi="TH Sarabun New" w:eastAsia="TH Sarabun New"/>
+          <w:b w:val="0"/>
+          <w:i w:val="0"/>
           <w:sz w:val="32"/>
         </w:rPr>
-        <w:t>2. เลือก Journal = PBAY1 และ Payment Method = Cheque Payment (Inbound).</w:t>
+        <w:t>4. กด Register Payment แล้วเลือก Journal = PBAY1 และ Payment Method = Cheque Payment (Inbound) จากนั้น กรอกเลขเช็ค ธนาคาร สาขา วันที่เช็ค และยอดเช็คให้ตรงกับเช็คที่ลูกค้านำมาชำระ</w:t>
+      </w:r>
+    </w:p>
+    <w:p>
+      <w:r>
+        <w:drawing>
+          <wp:inline xmlns:a="http://schemas.openxmlformats.org/drawingml/2006/main" xmlns:pic="http://schemas.openxmlformats.org/drawingml/2006/picture">
+            <wp:extent cx="5669280" cy="4251960"/>
+            <wp:docPr id="14" name="Picture 14"/>
+            <wp:cNvGraphicFramePr>
+              <a:graphicFrameLocks noChangeAspect="1"/>
+            </wp:cNvGraphicFramePr>
+            <a:graphic>
+              <a:graphicData uri="http://schemas.openxmlformats.org/drawingml/2006/picture">
+                <pic:pic>
+                  <pic:nvPicPr>
+                    <pic:cNvPr id="0" name="image.png"/>
+                    <pic:cNvPicPr/>
+                  </pic:nvPicPr>
+                  <pic:blipFill>
+                    <a:blip r:embed="rId15"/>
+                    <a:stretch>
+                      <a:fillRect/>
+                    </a:stretch>
+                  </pic:blipFill>
+                  <pic:spPr>
+                    <a:xfrm>
+                      <a:off x="0" y="0"/>
+                      <a:ext cx="5669280" cy="4251960"/>
+                    </a:xfrm>
+                    <a:prstGeom prst="rect"/>
+                  </pic:spPr>
+                </pic:pic>
+              </a:graphicData>
+            </a:graphic>
+          </wp:inline>
+        </w:drawing>
       </w:r>
     </w:p>
     <w:p>
       <w:r>
         <w:rPr>
           <w:rFonts w:ascii="TH Sarabun New" w:hAnsi="TH Sarabun New" w:eastAsia="TH Sarabun New"/>
-          <w:sz w:val="32"/>
+          <w:b w:val="0"/>
+          <w:i/>
+          <w:sz w:val="28"/>
         </w:rPr>
-        <w:t>3. กรอกเลขเช็ค, ธนาคาร, สาขา, วันที่เช็ค, หมายเหตุ และยอดเช็คให้ครบ จากนั้นกด Create Payment.</w:t>
+        <w:t>ภาพประกอบขั้นตอนที่ 4</w:t>
       </w:r>
     </w:p>
     <w:p>
       <w:r>
         <w:rPr>
           <w:rFonts w:ascii="TH Sarabun New" w:hAnsi="TH Sarabun New" w:eastAsia="TH Sarabun New"/>
+          <w:b w:val="0"/>
+          <w:i w:val="0"/>
           <w:sz w:val="32"/>
         </w:rPr>
-        <w:t>4. ระบบจะสร้าง cheque record ในเมนู Cheque Receiving และสร้างรายการบัญชีรับชำระไปยังบัญชีพักเช็ครับ.</w:t>
+        <w:t>5. หลังบันทึกหรือยืนยันรายการแล้ว ให้กลับมาตรวจผลที่หน้าจอเอกสาร สถานะรายการ และหน้ารายการบัญชีทุกครั้ง</w:t>
       </w:r>
     </w:p>
     <w:p>
       <w:r>
-        <w:t>ตัวอย่างข้อมูลจริงที่ใช้ในคู่มือ</w:t>
-      </w:r>
-    </w:p>
-    <w:tbl>
-      <w:tblPr>
-        <w:tblStyle w:val="TableGrid"/>
-        <w:tblW w:type="auto" w:w="0"/>
-        <w:tblLook w:firstColumn="1" w:firstRow="1" w:lastColumn="0" w:lastRow="0" w:noHBand="0" w:noVBand="1" w:val="04A0"/>
-      </w:tblPr>
-      <w:tblGrid>
-        <w:gridCol w:w="3312"/>
-        <w:gridCol w:w="3312"/>
-        <w:gridCol w:w="3312"/>
-      </w:tblGrid>
-      <w:tr>
-        <w:tc>
-          <w:tcPr>
-            <w:tcW w:type="dxa" w:w="3312"/>
-            <w:shd w:fill="D9EAF7"/>
-          </w:tcPr>
-          <w:p>
-            <w:r>
-              <w:rPr>
-                <w:rFonts w:ascii="TH Sarabun New" w:hAnsi="TH Sarabun New" w:eastAsia="TH Sarabun New"/>
-                <w:sz w:val="28"/>
-              </w:rPr>
-              <w:t>Scenario</w:t>
-            </w:r>
-          </w:p>
-        </w:tc>
-        <w:tc>
-          <w:tcPr>
-            <w:tcW w:type="dxa" w:w="3312"/>
-            <w:shd w:fill="D9EAF7"/>
-          </w:tcPr>
-          <w:p>
-            <w:r>
-              <w:rPr>
-                <w:rFonts w:ascii="TH Sarabun New" w:hAnsi="TH Sarabun New" w:eastAsia="TH Sarabun New"/>
-                <w:sz w:val="28"/>
-              </w:rPr>
-              <w:t>ข้อมูลตัวอย่าง</w:t>
-            </w:r>
-          </w:p>
-        </w:tc>
-        <w:tc>
-          <w:tcPr>
-            <w:tcW w:type="dxa" w:w="3312"/>
-            <w:shd w:fill="D9EAF7"/>
-          </w:tcPr>
-          <w:p>
-            <w:r>
-              <w:rPr>
-                <w:rFonts w:ascii="TH Sarabun New" w:hAnsi="TH Sarabun New" w:eastAsia="TH Sarabun New"/>
-                <w:sz w:val="28"/>
-              </w:rPr>
-              <w:t>ผลลัพธ์ที่ต้องเห็น</w:t>
-            </w:r>
-          </w:p>
-        </w:tc>
-      </w:tr>
-      <w:tr>
-        <w:tc>
-          <w:tcPr>
-            <w:tcW w:type="dxa" w:w="3312"/>
-          </w:tcPr>
-          <w:p>
-            <w:r>
-              <w:rPr>
-                <w:rFonts w:ascii="TH Sarabun New" w:hAnsi="TH Sarabun New" w:eastAsia="TH Sarabun New"/>
-                <w:sz w:val="28"/>
-              </w:rPr>
-              <w:t>Scenario A: รับเช็คแต่ยังไม่เคลียร์ธนาคาร</w:t>
-            </w:r>
-          </w:p>
-        </w:tc>
-        <w:tc>
-          <w:tcPr>
-            <w:tcW w:type="dxa" w:w="3312"/>
-          </w:tcPr>
-          <w:p>
-            <w:r>
-              <w:rPr>
-                <w:rFonts w:ascii="TH Sarabun New" w:hAnsi="TH Sarabun New" w:eastAsia="TH Sarabun New"/>
-                <w:sz w:val="28"/>
-              </w:rPr>
-              <w:t>ใช้เช็ค RCV-INV-E/26/04/00003 สถานะ confirmed</w:t>
-            </w:r>
-          </w:p>
-        </w:tc>
-        <w:tc>
-          <w:tcPr>
-            <w:tcW w:type="dxa" w:w="3312"/>
-          </w:tcPr>
-          <w:p>
-            <w:r>
-              <w:rPr>
-                <w:rFonts w:ascii="TH Sarabun New" w:hAnsi="TH Sarabun New" w:eastAsia="TH Sarabun New"/>
-                <w:sz w:val="28"/>
-              </w:rPr>
-              <w:t>ระบบเดบิตบัญชีพักเช็ครับและเครดิตลูกหนี้การค้า</w:t>
-            </w:r>
-          </w:p>
-        </w:tc>
-      </w:tr>
-      <w:tr>
-        <w:tc>
-          <w:tcPr>
-            <w:tcW w:type="dxa" w:w="3312"/>
-          </w:tcPr>
-          <w:p>
-            <w:r>
-              <w:rPr>
-                <w:rFonts w:ascii="TH Sarabun New" w:hAnsi="TH Sarabun New" w:eastAsia="TH Sarabun New"/>
-                <w:sz w:val="28"/>
-              </w:rPr>
-              <w:t>Scenario B: รับเช็คและเคลียร์แล้ว</w:t>
-            </w:r>
-          </w:p>
-        </w:tc>
-        <w:tc>
-          <w:tcPr>
-            <w:tcW w:type="dxa" w:w="3312"/>
-          </w:tcPr>
-          <w:p>
-            <w:r>
-              <w:rPr>
-                <w:rFonts w:ascii="TH Sarabun New" w:hAnsi="TH Sarabun New" w:eastAsia="TH Sarabun New"/>
-                <w:sz w:val="28"/>
-              </w:rPr>
-              <w:t>ใช้เช็ค RCV-INV-E/26/04/00004 สถานะ paid</w:t>
-            </w:r>
-          </w:p>
-        </w:tc>
-        <w:tc>
-          <w:tcPr>
-            <w:tcW w:type="dxa" w:w="3312"/>
-          </w:tcPr>
-          <w:p>
-            <w:r>
-              <w:rPr>
-                <w:rFonts w:ascii="TH Sarabun New" w:hAnsi="TH Sarabun New" w:eastAsia="TH Sarabun New"/>
-                <w:sz w:val="28"/>
-              </w:rPr>
-              <w:t>ระบบย้ายยอดจากบัญชีพักเช็ครับไปยังบัญชีธนาคารจริง</w:t>
-            </w:r>
-          </w:p>
-        </w:tc>
-      </w:tr>
-    </w:tbl>
-    <w:p>
-      <w:r>
-        <w:t>3. ตรวจสอบรายการบัญชี (Journal Entry)</w:t>
-      </w:r>
-    </w:p>
-    <w:p>
-      <w:r>
-        <w:rPr>
-          <w:rFonts w:ascii="TH Sarabun New" w:hAnsi="TH Sarabun New" w:eastAsia="TH Sarabun New"/>
-          <w:b/>
-          <w:sz w:val="32"/>
-        </w:rPr>
-        <w:t>Journal Items ตอนสร้างเช็ครับ (Confirmed)</w:t>
-      </w:r>
-    </w:p>
-    <w:tbl>
-      <w:tblPr>
-        <w:tblStyle w:val="TableGrid"/>
-        <w:tblW w:type="auto" w:w="0"/>
-        <w:tblLook w:firstColumn="1" w:firstRow="1" w:lastColumn="0" w:lastRow="0" w:noHBand="0" w:noVBand="1" w:val="04A0"/>
-      </w:tblPr>
-      <w:tblGrid>
-        <w:gridCol w:w="2484"/>
-        <w:gridCol w:w="2484"/>
-        <w:gridCol w:w="2484"/>
-        <w:gridCol w:w="2484"/>
-      </w:tblGrid>
-      <w:tr>
-        <w:tc>
-          <w:tcPr>
-            <w:tcW w:type="dxa" w:w="2484"/>
-            <w:shd w:fill="D9EAF7"/>
-          </w:tcPr>
-          <w:p>
-            <w:r>
-              <w:rPr>
-                <w:rFonts w:ascii="TH Sarabun New" w:hAnsi="TH Sarabun New" w:eastAsia="TH Sarabun New"/>
-                <w:sz w:val="28"/>
-              </w:rPr>
-              <w:t>บัญชี</w:t>
-            </w:r>
-          </w:p>
-        </w:tc>
-        <w:tc>
-          <w:tcPr>
-            <w:tcW w:type="dxa" w:w="2484"/>
-            <w:shd w:fill="D9EAF7"/>
-          </w:tcPr>
-          <w:p>
-            <w:r>
-              <w:rPr>
-                <w:rFonts w:ascii="TH Sarabun New" w:hAnsi="TH Sarabun New" w:eastAsia="TH Sarabun New"/>
-                <w:sz w:val="28"/>
-              </w:rPr>
-              <w:t>คำอธิบาย</w:t>
-            </w:r>
-          </w:p>
-        </w:tc>
-        <w:tc>
-          <w:tcPr>
-            <w:tcW w:type="dxa" w:w="2484"/>
-            <w:shd w:fill="D9EAF7"/>
-          </w:tcPr>
-          <w:p>
-            <w:r>
-              <w:rPr>
-                <w:rFonts w:ascii="TH Sarabun New" w:hAnsi="TH Sarabun New" w:eastAsia="TH Sarabun New"/>
-                <w:sz w:val="28"/>
-              </w:rPr>
-              <w:t>Debit</w:t>
-            </w:r>
-          </w:p>
-        </w:tc>
-        <w:tc>
-          <w:tcPr>
-            <w:tcW w:type="dxa" w:w="2484"/>
-            <w:shd w:fill="D9EAF7"/>
-          </w:tcPr>
-          <w:p>
-            <w:r>
-              <w:rPr>
-                <w:rFonts w:ascii="TH Sarabun New" w:hAnsi="TH Sarabun New" w:eastAsia="TH Sarabun New"/>
-                <w:sz w:val="28"/>
-              </w:rPr>
-              <w:t>Credit</w:t>
-            </w:r>
-          </w:p>
-        </w:tc>
-      </w:tr>
-      <w:tr>
-        <w:tc>
-          <w:tcPr>
-            <w:tcW w:type="dxa" w:w="2484"/>
-          </w:tcPr>
-          <w:p>
-            <w:r>
-              <w:rPr>
-                <w:rFonts w:ascii="TH Sarabun New" w:hAnsi="TH Sarabun New" w:eastAsia="TH Sarabun New"/>
-                <w:sz w:val="28"/>
-              </w:rPr>
-              <w:t>113001 ลูกหนี้การค้า - ในประเทศ</w:t>
-            </w:r>
-          </w:p>
-        </w:tc>
-        <w:tc>
-          <w:tcPr>
-            <w:tcW w:type="dxa" w:w="2484"/>
-          </w:tcPr>
-          <w:p>
-            <w:r>
-              <w:rPr>
-                <w:rFonts w:ascii="TH Sarabun New" w:hAnsi="TH Sarabun New" w:eastAsia="TH Sarabun New"/>
-                <w:sz w:val="28"/>
-              </w:rPr>
-              <w:t>Cheque Payment: INV-E/26/04/00003 : Cheque : RCV-INV-E/26/04/00003</w:t>
-            </w:r>
-          </w:p>
-        </w:tc>
-        <w:tc>
-          <w:tcPr>
-            <w:tcW w:type="dxa" w:w="2484"/>
-          </w:tcPr>
-          <w:p>
-            <w:r>
-              <w:rPr>
-                <w:rFonts w:ascii="TH Sarabun New" w:hAnsi="TH Sarabun New" w:eastAsia="TH Sarabun New"/>
-                <w:sz w:val="28"/>
-              </w:rPr>
-              <w:t>0.0</w:t>
-            </w:r>
-          </w:p>
-        </w:tc>
-        <w:tc>
-          <w:tcPr>
-            <w:tcW w:type="dxa" w:w="2484"/>
-          </w:tcPr>
-          <w:p>
-            <w:r>
-              <w:rPr>
-                <w:rFonts w:ascii="TH Sarabun New" w:hAnsi="TH Sarabun New" w:eastAsia="TH Sarabun New"/>
-                <w:sz w:val="28"/>
-              </w:rPr>
-              <w:t>297880.1</w:t>
-            </w:r>
-          </w:p>
-        </w:tc>
-      </w:tr>
-      <w:tr>
-        <w:tc>
-          <w:tcPr>
-            <w:tcW w:type="dxa" w:w="2484"/>
-          </w:tcPr>
-          <w:p>
-            <w:r>
-              <w:rPr>
-                <w:rFonts w:ascii="TH Sarabun New" w:hAnsi="TH Sarabun New" w:eastAsia="TH Sarabun New"/>
-                <w:sz w:val="28"/>
-              </w:rPr>
-              <w:t>113005 เช็ครับลงวันที่ล่วงหน้า</w:t>
-            </w:r>
-          </w:p>
-        </w:tc>
-        <w:tc>
-          <w:tcPr>
-            <w:tcW w:type="dxa" w:w="2484"/>
-          </w:tcPr>
-          <w:p>
-            <w:r>
-              <w:rPr>
-                <w:rFonts w:ascii="TH Sarabun New" w:hAnsi="TH Sarabun New" w:eastAsia="TH Sarabun New"/>
-                <w:sz w:val="28"/>
-              </w:rPr>
-              <w:t>Cheque Payment: INV-E/26/04/00003 : Cheque : RCV-INV-E/26/04/00003</w:t>
-            </w:r>
-          </w:p>
-        </w:tc>
-        <w:tc>
-          <w:tcPr>
-            <w:tcW w:type="dxa" w:w="2484"/>
-          </w:tcPr>
-          <w:p>
-            <w:r>
-              <w:rPr>
-                <w:rFonts w:ascii="TH Sarabun New" w:hAnsi="TH Sarabun New" w:eastAsia="TH Sarabun New"/>
-                <w:sz w:val="28"/>
-              </w:rPr>
-              <w:t>297880.1</w:t>
-            </w:r>
-          </w:p>
-        </w:tc>
-        <w:tc>
-          <w:tcPr>
-            <w:tcW w:type="dxa" w:w="2484"/>
-          </w:tcPr>
-          <w:p>
-            <w:r>
-              <w:rPr>
-                <w:rFonts w:ascii="TH Sarabun New" w:hAnsi="TH Sarabun New" w:eastAsia="TH Sarabun New"/>
-                <w:sz w:val="28"/>
-              </w:rPr>
-              <w:t>0.0</w:t>
-            </w:r>
-          </w:p>
-        </w:tc>
-      </w:tr>
-    </w:tbl>
-    <w:p>
-      <w:r>
-        <w:rPr>
-          <w:b w:val="0"/>
-        </w:rPr>
-        <w:t>หลังบันทึกรายการสำเร็จ ให้เปิด Journal Entry เพื่อตรวจดูว่าระบบบันทึกเงินเข้า เงินออก หรือบัญชีพักไว้ที่บัญชีใดบ้างตามตัวอย่างจริงด้านล่าง.</w:t>
-      </w:r>
-    </w:p>
-    <w:p>
-      <w:pPr>
-        <w:jc w:val="center"/>
-      </w:pPr>
-      <w:r>
         <w:drawing>
           <wp:inline xmlns:a="http://schemas.openxmlformats.org/drawingml/2006/main" xmlns:pic="http://schemas.openxmlformats.org/drawingml/2006/picture">
-            <wp:extent cx="5852160" cy="4389120"/>
-            <wp:docPr id="9" name="Picture 9"/>
+            <wp:extent cx="5669280" cy="4251960"/>
+            <wp:docPr id="15" name="Picture 15"/>
             <wp:cNvGraphicFramePr>
               <a:graphicFrameLocks noChangeAspect="1"/>
             </wp:cNvGraphicFramePr>
@@ -917,7 +469,372 @@
                   <pic:spPr>
                     <a:xfrm>
                       <a:off x="0" y="0"/>
-                      <a:ext cx="5852160" cy="4389120"/>
+                      <a:ext cx="5669280" cy="4251960"/>
+                    </a:xfrm>
+                    <a:prstGeom prst="rect"/>
+                  </pic:spPr>
+                </pic:pic>
+              </a:graphicData>
+            </a:graphic>
+          </wp:inline>
+        </w:drawing>
+      </w:r>
+    </w:p>
+    <w:p>
+      <w:r>
+        <w:rPr>
+          <w:rFonts w:ascii="TH Sarabun New" w:hAnsi="TH Sarabun New" w:eastAsia="TH Sarabun New"/>
+          <w:b w:val="0"/>
+          <w:i/>
+          <w:sz w:val="28"/>
+        </w:rPr>
+        <w:t>ภาพประกอบขั้นตอนที่ 5</w:t>
+      </w:r>
+    </w:p>
+    <w:tbl>
+      <w:tblPr>
+        <w:tblStyle w:val="TableGrid"/>
+        <w:tblW w:type="auto" w:w="0"/>
+        <w:tblLook w:firstColumn="1" w:firstRow="1" w:lastColumn="0" w:lastRow="0" w:noHBand="0" w:noVBand="1" w:val="04A0"/>
+      </w:tblPr>
+      <w:tblGrid>
+        <w:gridCol w:w="4320"/>
+        <w:gridCol w:w="4320"/>
+      </w:tblGrid>
+      <w:tr>
+        <w:trPr>
+          <w:cantSplit/>
+        </w:trPr>
+        <w:tc>
+          <w:tcPr>
+            <w:tcW w:type="dxa" w:w="4320"/>
+          </w:tcPr>
+          <w:p>
+            <w:pPr>
+              <w:keepLines/>
+              <w:spacing w:after="0" w:before="0"/>
+            </w:pPr>
+            <w:r>
+              <w:t>Field Name</w:t>
+            </w:r>
+          </w:p>
+        </w:tc>
+        <w:tc>
+          <w:tcPr>
+            <w:tcW w:type="dxa" w:w="4320"/>
+          </w:tcPr>
+          <w:p>
+            <w:pPr>
+              <w:keepLines/>
+              <w:spacing w:after="0" w:before="0"/>
+            </w:pPr>
+            <w:r>
+              <w:t>Meaning</w:t>
+            </w:r>
+          </w:p>
+        </w:tc>
+      </w:tr>
+      <w:tr>
+        <w:trPr>
+          <w:cantSplit/>
+        </w:trPr>
+        <w:tc>
+          <w:tcPr>
+            <w:tcW w:type="dxa" w:w="4320"/>
+          </w:tcPr>
+          <w:p>
+            <w:pPr>
+              <w:keepLines/>
+              <w:spacing w:after="0" w:before="0"/>
+            </w:pPr>
+            <w:r>
+              <w:t>Customer Invoice</w:t>
+            </w:r>
+          </w:p>
+        </w:tc>
+        <w:tc>
+          <w:tcPr>
+            <w:tcW w:type="dxa" w:w="4320"/>
+          </w:tcPr>
+          <w:p>
+            <w:pPr>
+              <w:keepLines/>
+              <w:spacing w:after="0" w:before="0"/>
+            </w:pPr>
+            <w:r>
+              <w:t>ใบแจ้งหนี้ลูกค้าที่ใช้เป็นต้นทางของการรับเช็ค</w:t>
+            </w:r>
+          </w:p>
+        </w:tc>
+      </w:tr>
+      <w:tr>
+        <w:trPr>
+          <w:cantSplit/>
+        </w:trPr>
+        <w:tc>
+          <w:tcPr>
+            <w:tcW w:type="dxa" w:w="4320"/>
+          </w:tcPr>
+          <w:p>
+            <w:pPr>
+              <w:keepLines/>
+              <w:spacing w:after="0" w:before="0"/>
+            </w:pPr>
+            <w:r>
+              <w:t>Register Payment</w:t>
+            </w:r>
+          </w:p>
+        </w:tc>
+        <w:tc>
+          <w:tcPr>
+            <w:tcW w:type="dxa" w:w="4320"/>
+          </w:tcPr>
+          <w:p>
+            <w:pPr>
+              <w:keepLines/>
+              <w:spacing w:after="0" w:before="0"/>
+            </w:pPr>
+            <w:r>
+              <w:t>หน้าต่างที่ใช้กรอกรายละเอียดการรับหรือจ่ายเงินก่อนระบบสร้างรายการจริง</w:t>
+            </w:r>
+          </w:p>
+        </w:tc>
+      </w:tr>
+      <w:tr>
+        <w:trPr>
+          <w:cantSplit/>
+        </w:trPr>
+        <w:tc>
+          <w:tcPr>
+            <w:tcW w:type="dxa" w:w="4320"/>
+          </w:tcPr>
+          <w:p>
+            <w:pPr>
+              <w:keepLines/>
+              <w:spacing w:after="0" w:before="0"/>
+            </w:pPr>
+            <w:r>
+              <w:t>Journal</w:t>
+            </w:r>
+          </w:p>
+        </w:tc>
+        <w:tc>
+          <w:tcPr>
+            <w:tcW w:type="dxa" w:w="4320"/>
+          </w:tcPr>
+          <w:p>
+            <w:pPr>
+              <w:keepLines/>
+              <w:spacing w:after="0" w:before="0"/>
+            </w:pPr>
+            <w:r>
+              <w:t>สมุดรายวันที่ระบบจะใช้บันทึกรายการบัญชีของเอกสารนี้</w:t>
+            </w:r>
+          </w:p>
+        </w:tc>
+      </w:tr>
+      <w:tr>
+        <w:trPr>
+          <w:cantSplit/>
+        </w:trPr>
+        <w:tc>
+          <w:tcPr>
+            <w:tcW w:type="dxa" w:w="4320"/>
+          </w:tcPr>
+          <w:p>
+            <w:pPr>
+              <w:keepLines/>
+              <w:spacing w:after="0" w:before="0"/>
+            </w:pPr>
+            <w:r>
+              <w:t>Payment Method</w:t>
+            </w:r>
+          </w:p>
+        </w:tc>
+        <w:tc>
+          <w:tcPr>
+            <w:tcW w:type="dxa" w:w="4320"/>
+          </w:tcPr>
+          <w:p>
+            <w:pPr>
+              <w:keepLines/>
+              <w:spacing w:after="0" w:before="0"/>
+            </w:pPr>
+            <w:r>
+              <w:t>วิธีรับหรือจ่ายเงิน เช่น เช็ค โอน หรือเงินสด</w:t>
+            </w:r>
+          </w:p>
+        </w:tc>
+      </w:tr>
+      <w:tr>
+        <w:trPr>
+          <w:cantSplit/>
+        </w:trPr>
+        <w:tc>
+          <w:tcPr>
+            <w:tcW w:type="dxa" w:w="4320"/>
+          </w:tcPr>
+          <w:p>
+            <w:pPr>
+              <w:keepLines/>
+              <w:spacing w:after="0" w:before="0"/>
+            </w:pPr>
+            <w:r>
+              <w:t>Cheque Number</w:t>
+            </w:r>
+          </w:p>
+        </w:tc>
+        <w:tc>
+          <w:tcPr>
+            <w:tcW w:type="dxa" w:w="4320"/>
+          </w:tcPr>
+          <w:p>
+            <w:pPr>
+              <w:keepLines/>
+              <w:spacing w:after="0" w:before="0"/>
+            </w:pPr>
+            <w:r>
+              <w:t>เลขที่พิมพ์บนเช็คที่ใช้ติดตามรายการ</w:t>
+            </w:r>
+          </w:p>
+        </w:tc>
+      </w:tr>
+      <w:tr>
+        <w:trPr>
+          <w:cantSplit/>
+        </w:trPr>
+        <w:tc>
+          <w:tcPr>
+            <w:tcW w:type="dxa" w:w="4320"/>
+          </w:tcPr>
+          <w:p>
+            <w:pPr>
+              <w:keepLines/>
+              <w:spacing w:after="0" w:before="0"/>
+            </w:pPr>
+            <w:r>
+              <w:t>Status</w:t>
+            </w:r>
+          </w:p>
+        </w:tc>
+        <w:tc>
+          <w:tcPr>
+            <w:tcW w:type="dxa" w:w="4320"/>
+          </w:tcPr>
+          <w:p>
+            <w:pPr>
+              <w:keepLines/>
+              <w:spacing w:after="0" w:before="0"/>
+            </w:pPr>
+            <w:r>
+              <w:t>สถานะปัจจุบันของเอกสารหรือรายการ</w:t>
+            </w:r>
+          </w:p>
+        </w:tc>
+      </w:tr>
+    </w:tbl>
+    <w:p>
+      <w:pPr>
+        <w:pStyle w:val="Heading1"/>
+        <w:keepNext/>
+        <w:spacing w:before="0" w:after="120"/>
+        <w:keepLines/>
+      </w:pPr>
+      <w:r>
+        <w:t>4. ตรวจสอบ Journal Entry</w:t>
+      </w:r>
+    </w:p>
+    <w:p>
+      <w:pPr>
+        <w:keepNext/>
+        <w:spacing w:before="0" w:after="120"/>
+        <w:keepLines/>
+      </w:pPr>
+      <w:r>
+        <w:rPr>
+          <w:rFonts w:ascii="TH Sarabun New" w:hAnsi="TH Sarabun New" w:eastAsia="TH Sarabun New"/>
+          <w:b/>
+          <w:sz w:val="32"/>
+        </w:rPr>
+        <w:t>วิธีอ่าน Journal ในหัวข้อนี้</w:t>
+      </w:r>
+    </w:p>
+    <w:p>
+      <w:r>
+        <w:rPr>
+          <w:rFonts w:ascii="TH Sarabun New" w:hAnsi="TH Sarabun New" w:eastAsia="TH Sarabun New"/>
+          <w:b/>
+          <w:sz w:val="32"/>
+        </w:rPr>
+        <w:t>แนวทางการตรวจสอบ Journal</w:t>
+      </w:r>
+    </w:p>
+    <w:p>
+      <w:r>
+        <w:rPr>
+          <w:rFonts w:ascii="TH Sarabun New" w:hAnsi="TH Sarabun New" w:eastAsia="TH Sarabun New"/>
+          <w:b w:val="0"/>
+          <w:sz w:val="32"/>
+        </w:rPr>
+        <w:t>Journal ของเช็ครับควรอ่านโดยแยกช่วงรับเช็คออกจากช่วงเช็คผ่านธนาคาร เพื่อให้เห็นว่าระบบรับรู้เงินเป็นบัญชีพักก่อน แล้วจึงย้ายไปธนาคารจริงเมื่อเคลียร์สำเร็จ.</w:t>
+      </w:r>
+    </w:p>
+    <w:p>
+      <w:pPr>
+        <w:spacing w:after="120" w:before="0"/>
+        <w:keepNext/>
+      </w:pPr>
+      <w:r>
+        <w:t>สำหรับเช็ครับ ระบบจะใช้ Journal ของการรับเงินเพื่อบันทึกรายการเข้าบัญชีพักเช็ครับก่อน</w:t>
+      </w:r>
+    </w:p>
+    <w:p>
+      <w:pPr>
+        <w:spacing w:after="120" w:before="0"/>
+        <w:keepNext/>
+      </w:pPr>
+      <w:r>
+        <w:t>เมื่อรับเช็คสำเร็จ ระบบจะเดบิตบัญชีพักเช็ครับหรือบัญชีเงินรับ และเครดิตลูกหนี้ของใบแจ้งหนี้ลูกค้า</w:t>
+      </w:r>
+    </w:p>
+    <w:p>
+      <w:pPr>
+        <w:spacing w:after="120" w:before="0"/>
+        <w:keepNext/>
+      </w:pPr>
+      <w:r>
+        <w:t>ถ้าเช็คยังไม่ผ่านธนาคาร ยอดจะยังไม่เข้าบัญชีธนาคารจริงจนกว่าจะมีการเคลียร์เช็ค</w:t>
+      </w:r>
+    </w:p>
+    <w:p>
+      <w:pPr>
+        <w:spacing w:before="0" w:after="120"/>
+      </w:pPr>
+      <w:r>
+        <w:drawing>
+          <wp:inline xmlns:a="http://schemas.openxmlformats.org/drawingml/2006/main" xmlns:pic="http://schemas.openxmlformats.org/drawingml/2006/picture">
+            <wp:extent cx="5669280" cy="4953533"/>
+            <wp:docPr id="10" name="Picture 10"/>
+            <wp:cNvGraphicFramePr>
+              <a:graphicFrameLocks noChangeAspect="1"/>
+            </wp:cNvGraphicFramePr>
+            <a:graphic>
+              <a:graphicData uri="http://schemas.openxmlformats.org/drawingml/2006/picture">
+                <pic:pic>
+                  <pic:nvPicPr>
+                    <pic:cNvPr id="0" name="journal_cheque_in_confirmed_real_annotated.png"/>
+                    <pic:cNvPicPr/>
+                  </pic:nvPicPr>
+                  <pic:blipFill>
+                    <a:blip r:embed="rId19"/>
+                    <a:stretch>
+                      <a:fillRect/>
+                    </a:stretch>
+                  </pic:blipFill>
+                  <pic:spPr>
+                    <a:xfrm>
+                      <a:off x="0" y="0"/>
+                      <a:ext cx="5669280" cy="4953533"/>
                     </a:xfrm>
                     <a:prstGeom prst="rect"/>
                   </pic:spPr>
@@ -930,507 +847,12 @@
     </w:p>
     <w:p>
       <w:pPr>
+        <w:spacing w:before="0" w:after="120"/>
         <w:jc w:val="center"/>
+        <w:keepNext/>
       </w:pPr>
       <w:r>
-        <w:t>รูป 5.6A.3 หน้าต่าง Register Payment ของ Invoice ฝั่งรับเช็คจากข้อมูลจริงในระบบ</w:t>
-      </w:r>
-    </w:p>
-    <w:p>
-      <w:pPr>
-        <w:jc w:val="center"/>
-      </w:pPr>
-      <w:r>
-        <w:drawing>
-          <wp:inline xmlns:a="http://schemas.openxmlformats.org/drawingml/2006/main" xmlns:pic="http://schemas.openxmlformats.org/drawingml/2006/picture">
-            <wp:extent cx="5852160" cy="4389120"/>
-            <wp:docPr id="10" name="Picture 10"/>
-            <wp:cNvGraphicFramePr>
-              <a:graphicFrameLocks noChangeAspect="1"/>
-            </wp:cNvGraphicFramePr>
-            <a:graphic>
-              <a:graphicData uri="http://schemas.openxmlformats.org/drawingml/2006/picture">
-                <pic:pic>
-                  <pic:nvPicPr>
-                    <pic:cNvPr id="0" name="image.png"/>
-                    <pic:cNvPicPr/>
-                  </pic:nvPicPr>
-                  <pic:blipFill>
-                    <a:blip r:embed="rId13"/>
-                    <a:stretch>
-                      <a:fillRect/>
-                    </a:stretch>
-                  </pic:blipFill>
-                  <pic:spPr>
-                    <a:xfrm>
-                      <a:off x="0" y="0"/>
-                      <a:ext cx="5852160" cy="4389120"/>
-                    </a:xfrm>
-                    <a:prstGeom prst="rect"/>
-                  </pic:spPr>
-                </pic:pic>
-              </a:graphicData>
-            </a:graphic>
-          </wp:inline>
-        </w:drawing>
-      </w:r>
-    </w:p>
-    <w:p>
-      <w:pPr>
-        <w:jc w:val="center"/>
-      </w:pPr>
-      <w:r>
-        <w:t>รูป 5.6A.4 Journal Entry ตอนสร้างเช็ครับสถานะ Confirmed</w:t>
-      </w:r>
-    </w:p>
-    <w:p>
-      <w:pPr>
-        <w:jc w:val="center"/>
-      </w:pPr>
-      <w:r>
-        <w:drawing>
-          <wp:inline xmlns:a="http://schemas.openxmlformats.org/drawingml/2006/main" xmlns:pic="http://schemas.openxmlformats.org/drawingml/2006/picture">
-            <wp:extent cx="5852160" cy="4389120"/>
-            <wp:docPr id="11" name="Picture 11"/>
-            <wp:cNvGraphicFramePr>
-              <a:graphicFrameLocks noChangeAspect="1"/>
-            </wp:cNvGraphicFramePr>
-            <a:graphic>
-              <a:graphicData uri="http://schemas.openxmlformats.org/drawingml/2006/picture">
-                <pic:pic>
-                  <pic:nvPicPr>
-                    <pic:cNvPr id="0" name="image.png"/>
-                    <pic:cNvPicPr/>
-                  </pic:nvPicPr>
-                  <pic:blipFill>
-                    <a:blip r:embed="rId14"/>
-                    <a:stretch>
-                      <a:fillRect/>
-                    </a:stretch>
-                  </pic:blipFill>
-                  <pic:spPr>
-                    <a:xfrm>
-                      <a:off x="0" y="0"/>
-                      <a:ext cx="5852160" cy="4389120"/>
-                    </a:xfrm>
-                    <a:prstGeom prst="rect"/>
-                  </pic:spPr>
-                </pic:pic>
-              </a:graphicData>
-            </a:graphic>
-          </wp:inline>
-        </w:drawing>
-      </w:r>
-    </w:p>
-    <w:p>
-      <w:pPr>
-        <w:jc w:val="center"/>
-      </w:pPr>
-      <w:r>
-        <w:t>รูป 5.6A.5 Journal Entry หลังเช็ครับถูกตัดผ่านธนาคาร</w:t>
-      </w:r>
-    </w:p>
-    <w:p>
-      <w:r>
-        <w:t>คำอธิบายช่องสำคัญบนหน้าจอ</w:t>
-      </w:r>
-    </w:p>
-    <w:p>
-      <w:r>
-        <w:rPr>
-          <w:rFonts w:ascii="TH Sarabun New" w:hAnsi="TH Sarabun New" w:eastAsia="TH Sarabun New"/>
-          <w:b/>
-          <w:sz w:val="32"/>
-        </w:rPr>
-        <w:t>ฟิลด์สำคัญของการรับเช็คขาเข้า</w:t>
-      </w:r>
-    </w:p>
-    <w:tbl>
-      <w:tblPr>
-        <w:tblStyle w:val="TableGrid"/>
-        <w:tblW w:type="auto" w:w="0"/>
-        <w:tblLook w:firstColumn="1" w:firstRow="1" w:lastColumn="0" w:lastRow="0" w:noHBand="0" w:noVBand="1" w:val="04A0"/>
-      </w:tblPr>
-      <w:tblGrid>
-        <w:gridCol w:w="3312"/>
-        <w:gridCol w:w="3312"/>
-        <w:gridCol w:w="3312"/>
-      </w:tblGrid>
-      <w:tr>
-        <w:tc>
-          <w:tcPr>
-            <w:tcW w:type="dxa" w:w="3312"/>
-            <w:shd w:fill="D9EAF7"/>
-          </w:tcPr>
-          <w:p>
-            <w:r>
-              <w:rPr>
-                <w:rFonts w:ascii="TH Sarabun New" w:hAnsi="TH Sarabun New" w:eastAsia="TH Sarabun New"/>
-                <w:sz w:val="28"/>
-              </w:rPr>
-              <w:t>Field / Section</w:t>
-            </w:r>
-          </w:p>
-        </w:tc>
-        <w:tc>
-          <w:tcPr>
-            <w:tcW w:type="dxa" w:w="3312"/>
-            <w:shd w:fill="D9EAF7"/>
-          </w:tcPr>
-          <w:p>
-            <w:r>
-              <w:rPr>
-                <w:rFonts w:ascii="TH Sarabun New" w:hAnsi="TH Sarabun New" w:eastAsia="TH Sarabun New"/>
-                <w:sz w:val="28"/>
-              </w:rPr>
-              <w:t>ความหมาย</w:t>
-            </w:r>
-          </w:p>
-        </w:tc>
-        <w:tc>
-          <w:tcPr>
-            <w:tcW w:type="dxa" w:w="3312"/>
-            <w:shd w:fill="D9EAF7"/>
-          </w:tcPr>
-          <w:p>
-            <w:r>
-              <w:rPr>
-                <w:rFonts w:ascii="TH Sarabun New" w:hAnsi="TH Sarabun New" w:eastAsia="TH Sarabun New"/>
-                <w:sz w:val="28"/>
-              </w:rPr>
-              <w:t>วิธีใช้หรือค่าตัวอย่าง</w:t>
-            </w:r>
-          </w:p>
-        </w:tc>
-      </w:tr>
-      <w:tr>
-        <w:tc>
-          <w:tcPr>
-            <w:tcW w:type="dxa" w:w="3312"/>
-          </w:tcPr>
-          <w:p>
-            <w:r>
-              <w:rPr>
-                <w:rFonts w:ascii="TH Sarabun New" w:hAnsi="TH Sarabun New" w:eastAsia="TH Sarabun New"/>
-                <w:sz w:val="28"/>
-              </w:rPr>
-              <w:t>name</w:t>
-            </w:r>
-          </w:p>
-        </w:tc>
-        <w:tc>
-          <w:tcPr>
-            <w:tcW w:type="dxa" w:w="3312"/>
-          </w:tcPr>
-          <w:p>
-            <w:r>
-              <w:rPr>
-                <w:rFonts w:ascii="TH Sarabun New" w:hAnsi="TH Sarabun New" w:eastAsia="TH Sarabun New"/>
-                <w:sz w:val="28"/>
-              </w:rPr>
-              <w:t>เลขที่เช็คหรือเลขอ้างอิงเช็ค</w:t>
-            </w:r>
-          </w:p>
-        </w:tc>
-        <w:tc>
-          <w:tcPr>
-            <w:tcW w:type="dxa" w:w="3312"/>
-          </w:tcPr>
-          <w:p>
-            <w:r>
-              <w:rPr>
-                <w:rFonts w:ascii="TH Sarabun New" w:hAnsi="TH Sarabun New" w:eastAsia="TH Sarabun New"/>
-                <w:sz w:val="28"/>
-              </w:rPr>
-              <w:t>ใช้ค้นหาและติดตามสถานะเช็ค</w:t>
-            </w:r>
-          </w:p>
-        </w:tc>
-      </w:tr>
-      <w:tr>
-        <w:tc>
-          <w:tcPr>
-            <w:tcW w:type="dxa" w:w="3312"/>
-          </w:tcPr>
-          <w:p>
-            <w:r>
-              <w:rPr>
-                <w:rFonts w:ascii="TH Sarabun New" w:hAnsi="TH Sarabun New" w:eastAsia="TH Sarabun New"/>
-                <w:sz w:val="28"/>
-              </w:rPr>
-              <w:t>pay_partner_id</w:t>
-            </w:r>
-          </w:p>
-        </w:tc>
-        <w:tc>
-          <w:tcPr>
-            <w:tcW w:type="dxa" w:w="3312"/>
-          </w:tcPr>
-          <w:p>
-            <w:r>
-              <w:rPr>
-                <w:rFonts w:ascii="TH Sarabun New" w:hAnsi="TH Sarabun New" w:eastAsia="TH Sarabun New"/>
-                <w:sz w:val="28"/>
-              </w:rPr>
-              <w:t>คู่ค้าผู้จ่ายหรือผู้รับเช็ค</w:t>
-            </w:r>
-          </w:p>
-        </w:tc>
-        <w:tc>
-          <w:tcPr>
-            <w:tcW w:type="dxa" w:w="3312"/>
-          </w:tcPr>
-          <w:p>
-            <w:r>
-              <w:rPr>
-                <w:rFonts w:ascii="TH Sarabun New" w:hAnsi="TH Sarabun New" w:eastAsia="TH Sarabun New"/>
-                <w:sz w:val="28"/>
-              </w:rPr>
-              <w:t>อ้างอิงคู่สัญญาที่เกี่ยวข้อง</w:t>
-            </w:r>
-          </w:p>
-        </w:tc>
-      </w:tr>
-      <w:tr>
-        <w:tc>
-          <w:tcPr>
-            <w:tcW w:type="dxa" w:w="3312"/>
-          </w:tcPr>
-          <w:p>
-            <w:r>
-              <w:rPr>
-                <w:rFonts w:ascii="TH Sarabun New" w:hAnsi="TH Sarabun New" w:eastAsia="TH Sarabun New"/>
-                <w:sz w:val="28"/>
-              </w:rPr>
-              <w:t>amount</w:t>
-            </w:r>
-          </w:p>
-        </w:tc>
-        <w:tc>
-          <w:tcPr>
-            <w:tcW w:type="dxa" w:w="3312"/>
-          </w:tcPr>
-          <w:p>
-            <w:r>
-              <w:rPr>
-                <w:rFonts w:ascii="TH Sarabun New" w:hAnsi="TH Sarabun New" w:eastAsia="TH Sarabun New"/>
-                <w:sz w:val="28"/>
-              </w:rPr>
-              <w:t>ยอดเช็ค</w:t>
-            </w:r>
-          </w:p>
-        </w:tc>
-        <w:tc>
-          <w:tcPr>
-            <w:tcW w:type="dxa" w:w="3312"/>
-          </w:tcPr>
-          <w:p>
-            <w:r>
-              <w:rPr>
-                <w:rFonts w:ascii="TH Sarabun New" w:hAnsi="TH Sarabun New" w:eastAsia="TH Sarabun New"/>
-                <w:sz w:val="28"/>
-              </w:rPr>
-              <w:t>ใช้เทียบกับยอดใน payment entry</w:t>
-            </w:r>
-          </w:p>
-        </w:tc>
-      </w:tr>
-      <w:tr>
-        <w:tc>
-          <w:tcPr>
-            <w:tcW w:type="dxa" w:w="3312"/>
-          </w:tcPr>
-          <w:p>
-            <w:r>
-              <w:rPr>
-                <w:rFonts w:ascii="TH Sarabun New" w:hAnsi="TH Sarabun New" w:eastAsia="TH Sarabun New"/>
-                <w:sz w:val="28"/>
-              </w:rPr>
-              <w:t>date / cheque_date / clearing_date</w:t>
-            </w:r>
-          </w:p>
-        </w:tc>
-        <w:tc>
-          <w:tcPr>
-            <w:tcW w:type="dxa" w:w="3312"/>
-          </w:tcPr>
-          <w:p>
-            <w:r>
-              <w:rPr>
-                <w:rFonts w:ascii="TH Sarabun New" w:hAnsi="TH Sarabun New" w:eastAsia="TH Sarabun New"/>
-                <w:sz w:val="28"/>
-              </w:rPr>
-              <w:t>วันที่เอกสาร, วันที่เช็ค, วันที่นำฝาก/ตัดผ่าน</w:t>
-            </w:r>
-          </w:p>
-        </w:tc>
-        <w:tc>
-          <w:tcPr>
-            <w:tcW w:type="dxa" w:w="3312"/>
-          </w:tcPr>
-          <w:p>
-            <w:r>
-              <w:rPr>
-                <w:rFonts w:ascii="TH Sarabun New" w:hAnsi="TH Sarabun New" w:eastAsia="TH Sarabun New"/>
-                <w:sz w:val="28"/>
-              </w:rPr>
-              <w:t>ใช้ควบคุมช่วงเวลาเชิงบัญชี</w:t>
-            </w:r>
-          </w:p>
-        </w:tc>
-      </w:tr>
-      <w:tr>
-        <w:tc>
-          <w:tcPr>
-            <w:tcW w:type="dxa" w:w="3312"/>
-          </w:tcPr>
-          <w:p>
-            <w:r>
-              <w:rPr>
-                <w:rFonts w:ascii="TH Sarabun New" w:hAnsi="TH Sarabun New" w:eastAsia="TH Sarabun New"/>
-                <w:sz w:val="28"/>
-              </w:rPr>
-              <w:t>payment_method_line_id</w:t>
-            </w:r>
-          </w:p>
-        </w:tc>
-        <w:tc>
-          <w:tcPr>
-            <w:tcW w:type="dxa" w:w="3312"/>
-          </w:tcPr>
-          <w:p>
-            <w:r>
-              <w:rPr>
-                <w:rFonts w:ascii="TH Sarabun New" w:hAnsi="TH Sarabun New" w:eastAsia="TH Sarabun New"/>
-                <w:sz w:val="28"/>
-              </w:rPr>
-              <w:t>วิธีการชำระเงินที่ผูกกับ Journal และบัญชีพักเช็ค</w:t>
-            </w:r>
-          </w:p>
-        </w:tc>
-        <w:tc>
-          <w:tcPr>
-            <w:tcW w:type="dxa" w:w="3312"/>
-          </w:tcPr>
-          <w:p>
-            <w:r>
-              <w:t>จุดนี้กำหนดบัญชีเดบิต/เครดิตหลักของ ลำดับการทำงาน</w:t>
-            </w:r>
-          </w:p>
-        </w:tc>
-      </w:tr>
-      <w:tr>
-        <w:tc>
-          <w:tcPr>
-            <w:tcW w:type="dxa" w:w="3312"/>
-          </w:tcPr>
-          <w:p>
-            <w:r>
-              <w:rPr>
-                <w:rFonts w:ascii="TH Sarabun New" w:hAnsi="TH Sarabun New" w:eastAsia="TH Sarabun New"/>
-                <w:sz w:val="28"/>
-              </w:rPr>
-              <w:t>bank_account_id / branch</w:t>
-            </w:r>
-          </w:p>
-        </w:tc>
-        <w:tc>
-          <w:tcPr>
-            <w:tcW w:type="dxa" w:w="3312"/>
-          </w:tcPr>
-          <w:p>
-            <w:r>
-              <w:rPr>
-                <w:rFonts w:ascii="TH Sarabun New" w:hAnsi="TH Sarabun New" w:eastAsia="TH Sarabun New"/>
-                <w:sz w:val="28"/>
-              </w:rPr>
-              <w:t>ธนาคารและสาขาของเช็คที่ลูกค้านำมาชำระ</w:t>
-            </w:r>
-          </w:p>
-        </w:tc>
-        <w:tc>
-          <w:tcPr>
-            <w:tcW w:type="dxa" w:w="3312"/>
-          </w:tcPr>
-          <w:p>
-            <w:r>
-              <w:rPr>
-                <w:rFonts w:ascii="TH Sarabun New" w:hAnsi="TH Sarabun New" w:eastAsia="TH Sarabun New"/>
-                <w:sz w:val="28"/>
-              </w:rPr>
-              <w:t>ใช้สำหรับติดตามที่มาของเช็ค</w:t>
-            </w:r>
-          </w:p>
-        </w:tc>
-      </w:tr>
-      <w:tr>
-        <w:tc>
-          <w:tcPr>
-            <w:tcW w:type="dxa" w:w="3312"/>
-          </w:tcPr>
-          <w:p>
-            <w:r>
-              <w:rPr>
-                <w:rFonts w:ascii="TH Sarabun New" w:hAnsi="TH Sarabun New" w:eastAsia="TH Sarabun New"/>
-                <w:sz w:val="28"/>
-              </w:rPr>
-              <w:t>dynamic_io_cheque_id</w:t>
-            </w:r>
-          </w:p>
-        </w:tc>
-        <w:tc>
-          <w:tcPr>
-            <w:tcW w:type="dxa" w:w="3312"/>
-          </w:tcPr>
-          <w:p>
-            <w:r>
-              <w:rPr>
-                <w:rFonts w:ascii="TH Sarabun New" w:hAnsi="TH Sarabun New" w:eastAsia="TH Sarabun New"/>
-                <w:sz w:val="28"/>
-              </w:rPr>
-              <w:t>Template ที่ใช้พิมพ์หรือแสดงผลเช็คขาเข้า</w:t>
-            </w:r>
-          </w:p>
-        </w:tc>
-        <w:tc>
-          <w:tcPr>
-            <w:tcW w:type="dxa" w:w="3312"/>
-          </w:tcPr>
-          <w:p>
-            <w:r>
-              <w:rPr>
-                <w:rFonts w:ascii="TH Sarabun New" w:hAnsi="TH Sarabun New" w:eastAsia="TH Sarabun New"/>
-                <w:sz w:val="28"/>
-              </w:rPr>
-              <w:t>ขึ้นกับการตั้งค่า Journal</w:t>
-            </w:r>
-          </w:p>
-        </w:tc>
-      </w:tr>
-    </w:tbl>
-    <w:p>
-      <w:r>
-        <w:t>สิ่งที่ควรตรวจสอบก่อนบันทึก</w:t>
-      </w:r>
-    </w:p>
-    <w:p>
-      <w:pPr>
-        <w:pStyle w:val="ListBullet"/>
-      </w:pPr>
-      <w:r>
-        <w:t>ตัวอย่างเช็ครับบางรายการในระบบมีบริบทการกระทบยอดเดิมร่วมอยู่ด้วย ผู้ใช้จึงต้องเปิด Payment Entry และ Journal Items ประกอบทุกครั้งเพื่อยืนยันยอดและขาบัญชีที่เกิดขึ้นจริง</w:t>
-      </w:r>
-    </w:p>
-    <w:p>
-      <w:pPr>
-        <w:pStyle w:val="ListBullet"/>
-      </w:pPr>
-      <w:r>
-        <w:rPr>
-          <w:rFonts w:ascii="TH Sarabun New" w:hAnsi="TH Sarabun New" w:eastAsia="TH Sarabun New"/>
-          <w:sz w:val="32"/>
-        </w:rPr>
-        <w:t>ควรกรอกเลขเช็คและธนาคารให้ตรงกับหน้าเช็คจริงเพื่อใช้ติดตามภายหลัง</w:t>
+        <w:t>ภาพ Journal Entry ของการรับเช็คจากลูกค้า พร้อมคำอธิบาย Dr/Cr</w:t>
       </w:r>
     </w:p>
   </w:body>
